--- a/plans/7th Grade Technology/7th Grade Monthly Planning/1st Trimester/7° Technology - May.docx
+++ b/plans/7th Grade Technology/7th Grade Monthly Planning/1st Trimester/7° Technology - May.docx
@@ -11,65 +11,17 @@
           <w:szCs w:val="24"/>
           <w:lang w:val="es-PA"/>
         </w:rPr>
+        <w:spacing w:line="360" w:lineRule="auto" w:before="0" w:after="0"/>
       </w:pPr>
       <w:r>
         <w:rPr>
+          <w:rFonts w:ascii="Arial" w:hAnsi="Arial" w:eastAsia="Arial" w:cs="Arial"/>
           <w:b/>
+          <w:i w:val="0"/>
           <w:sz w:val="24"/>
-          <w:szCs w:val="24"/>
-          <w:lang w:val="es-PA"/>
+          <w:u w:val="none"/>
         </w:rPr>
         <w:t>MINISTERIO DE EDUCACIÓN DE PANAMÁ</w:t>
-      </w:r>
-      <w:r>
-        <w:rPr>
-          <w:noProof/>
-          <w:sz w:val="24"/>
-          <w:szCs w:val="24"/>
-        </w:rPr>
-        <w:drawing>
-          <wp:anchor distT="114300" distB="114300" distL="114300" distR="114300" simplePos="0" relativeHeight="251659264" behindDoc="0" locked="0" layoutInCell="1" hidden="0" allowOverlap="1" wp14:anchorId="55040CBA" wp14:editId="4BC7CD8F">
-            <wp:simplePos x="0" y="0"/>
-            <wp:positionH relativeFrom="column">
-              <wp:posOffset>-33020</wp:posOffset>
-            </wp:positionH>
-            <wp:positionV relativeFrom="paragraph">
-              <wp:posOffset>10795</wp:posOffset>
-            </wp:positionV>
-            <wp:extent cx="624840" cy="693420"/>
-            <wp:effectExtent l="0" t="0" r="3810" b="0"/>
-            <wp:wrapNone/>
-            <wp:docPr id="6" name="image1.png" descr="A logo for a science academy&#10;&#10;AI-generated content may be incorrect."/>
-            <wp:cNvGraphicFramePr/>
-            <a:graphic xmlns:a="http://schemas.openxmlformats.org/drawingml/2006/main">
-              <a:graphicData uri="http://schemas.openxmlformats.org/drawingml/2006/picture">
-                <pic:pic xmlns:pic="http://schemas.openxmlformats.org/drawingml/2006/picture">
-                  <pic:nvPicPr>
-                    <pic:cNvPr id="6" name="image1.png" descr="A logo for a science academy&#10;&#10;AI-generated content may be incorrect."/>
-                    <pic:cNvPicPr preferRelativeResize="0"/>
-                  </pic:nvPicPr>
-                  <pic:blipFill>
-                    <a:blip r:embed="rId6"/>
-                    <a:srcRect/>
-                    <a:stretch>
-                      <a:fillRect/>
-                    </a:stretch>
-                  </pic:blipFill>
-                  <pic:spPr>
-                    <a:xfrm>
-                      <a:off x="0" y="0"/>
-                      <a:ext cx="624840" cy="693420"/>
-                    </a:xfrm>
-                    <a:prstGeom prst="rect">
-                      <a:avLst/>
-                    </a:prstGeom>
-                    <a:ln/>
-                  </pic:spPr>
-                </pic:pic>
-              </a:graphicData>
-            </a:graphic>
-          </wp:anchor>
-        </w:drawing>
       </w:r>
     </w:p>
     <w:p>
@@ -80,12 +32,15 @@
           <w:sz w:val="24"/>
           <w:szCs w:val="24"/>
         </w:rPr>
+        <w:spacing w:line="360" w:lineRule="auto" w:before="0" w:after="0"/>
       </w:pPr>
       <w:r>
         <w:rPr>
+          <w:rFonts w:ascii="Arial" w:hAnsi="Arial" w:eastAsia="Arial" w:cs="Arial"/>
           <w:b/>
+          <w:i w:val="0"/>
           <w:sz w:val="24"/>
-          <w:szCs w:val="24"/>
+          <w:u w:val="none"/>
         </w:rPr>
         <w:t>ACADEMIA INTERNACIONAL DAVID</w:t>
       </w:r>
@@ -98,14 +53,17 @@
           <w:sz w:val="24"/>
           <w:szCs w:val="24"/>
         </w:rPr>
+        <w:spacing w:line="360" w:lineRule="auto" w:before="0" w:after="0"/>
       </w:pPr>
       <w:r>
         <w:rPr>
+          <w:rFonts w:ascii="Arial" w:hAnsi="Arial" w:eastAsia="Arial" w:cs="Arial"/>
           <w:b/>
+          <w:i w:val="0"/>
           <w:sz w:val="24"/>
-          <w:szCs w:val="24"/>
+          <w:u w:val="none"/>
         </w:rPr>
-        <w:t xml:space="preserve">WEEKLY/MONTHLY PLAN </w:t>
+        <w:t>WEEKLY/MONTHLY PLAN</w:t>
       </w:r>
     </w:p>
     <w:p>
@@ -116,8 +74,16 @@
           <w:sz w:val="24"/>
           <w:szCs w:val="24"/>
         </w:rPr>
+        <w:spacing w:line="360" w:lineRule="auto" w:before="0" w:after="0"/>
       </w:pPr>
       <w:r>
+        <w:rPr>
+          <w:rFonts w:ascii="Arial" w:hAnsi="Arial" w:eastAsia="Arial" w:cs="Arial"/>
+          <w:b/>
+          <w:i w:val="0"/>
+          <w:sz w:val="24"/>
+          <w:u w:val="none"/>
+        </w:rPr>
         <w:t>MONTH: MAY</w:t>
       </w:r>
     </w:p>
@@ -129,8 +95,16 @@
           <w:sz w:val="24"/>
           <w:szCs w:val="24"/>
         </w:rPr>
+        <w:spacing w:line="360" w:lineRule="auto" w:before="0" w:after="0"/>
       </w:pPr>
       <w:r>
+        <w:rPr>
+          <w:rFonts w:ascii="Arial" w:hAnsi="Arial" w:eastAsia="Arial" w:cs="Arial"/>
+          <w:b/>
+          <w:i w:val="0"/>
+          <w:sz w:val="24"/>
+          <w:u w:val="none"/>
+        </w:rPr>
         <w:t>WEEKS: 4</w:t>
       </w:r>
     </w:p>
@@ -155,8 +129,29 @@
             <w:tcW w:w="2564" w:type="dxa"/>
           </w:tcPr>
           <w:p>
-            <w:r>
-              <w:t>Subject: Technology</w:t>
+            <w:pPr>
+              <w:spacing w:line="360" w:lineRule="auto" w:before="0" w:after="0"/>
+            </w:pPr>
+            <w:r/>
+            <w:r>
+              <w:rPr>
+                <w:rFonts w:ascii="Arial" w:hAnsi="Arial" w:eastAsia="Arial" w:cs="Arial"/>
+                <w:b/>
+                <w:i w:val="0"/>
+                <w:sz w:val="24"/>
+                <w:u w:val="none"/>
+              </w:rPr>
+              <w:t>Subject:</w:t>
+            </w:r>
+            <w:r>
+              <w:rPr>
+                <w:rFonts w:ascii="Arial" w:hAnsi="Arial" w:eastAsia="Arial" w:cs="Arial"/>
+                <w:b w:val="0"/>
+                <w:i w:val="0"/>
+                <w:sz w:val="24"/>
+                <w:u w:val="none"/>
+              </w:rPr>
+              <w:t xml:space="preserve"> Technology</w:t>
             </w:r>
           </w:p>
         </w:tc>
@@ -165,8 +160,29 @@
             <w:tcW w:w="2921" w:type="dxa"/>
           </w:tcPr>
           <w:p>
-            <w:r>
-              <w:t>Teacher: Porfirio Rios</w:t>
+            <w:pPr>
+              <w:spacing w:line="360" w:lineRule="auto" w:before="0" w:after="0"/>
+            </w:pPr>
+            <w:r/>
+            <w:r>
+              <w:rPr>
+                <w:rFonts w:ascii="Arial" w:hAnsi="Arial" w:eastAsia="Arial" w:cs="Arial"/>
+                <w:b/>
+                <w:i w:val="0"/>
+                <w:sz w:val="24"/>
+                <w:u w:val="none"/>
+              </w:rPr>
+              <w:t>Teacher:</w:t>
+            </w:r>
+            <w:r>
+              <w:rPr>
+                <w:rFonts w:ascii="Arial" w:hAnsi="Arial" w:eastAsia="Arial" w:cs="Arial"/>
+                <w:b w:val="0"/>
+                <w:i w:val="0"/>
+                <w:sz w:val="24"/>
+                <w:u w:val="none"/>
+              </w:rPr>
+              <w:t xml:space="preserve"> Porfirio Rios</w:t>
             </w:r>
           </w:p>
         </w:tc>
@@ -175,8 +191,29 @@
             <w:tcW w:w="2207" w:type="dxa"/>
           </w:tcPr>
           <w:p>
-            <w:r>
-              <w:t>Grade: 7th</w:t>
+            <w:pPr>
+              <w:spacing w:line="360" w:lineRule="auto" w:before="0" w:after="0"/>
+            </w:pPr>
+            <w:r/>
+            <w:r>
+              <w:rPr>
+                <w:rFonts w:ascii="Arial" w:hAnsi="Arial" w:eastAsia="Arial" w:cs="Arial"/>
+                <w:b/>
+                <w:i w:val="0"/>
+                <w:sz w:val="24"/>
+                <w:u w:val="none"/>
+              </w:rPr>
+              <w:t>Grade:</w:t>
+            </w:r>
+            <w:r>
+              <w:rPr>
+                <w:rFonts w:ascii="Arial" w:hAnsi="Arial" w:eastAsia="Arial" w:cs="Arial"/>
+                <w:b w:val="0"/>
+                <w:i w:val="0"/>
+                <w:sz w:val="24"/>
+                <w:u w:val="none"/>
+              </w:rPr>
+              <w:t xml:space="preserve"> 7th</w:t>
             </w:r>
           </w:p>
         </w:tc>
@@ -185,8 +222,29 @@
             <w:tcW w:w="2564" w:type="dxa"/>
           </w:tcPr>
           <w:p>
-            <w:r>
-              <w:t>Trimester:1st</w:t>
+            <w:pPr>
+              <w:spacing w:line="360" w:lineRule="auto" w:before="0" w:after="0"/>
+            </w:pPr>
+            <w:r/>
+            <w:r>
+              <w:rPr>
+                <w:rFonts w:ascii="Arial" w:hAnsi="Arial" w:eastAsia="Arial" w:cs="Arial"/>
+                <w:b/>
+                <w:i w:val="0"/>
+                <w:sz w:val="24"/>
+                <w:u w:val="none"/>
+              </w:rPr>
+              <w:t>Trimester:</w:t>
+            </w:r>
+            <w:r>
+              <w:rPr>
+                <w:rFonts w:ascii="Arial" w:hAnsi="Arial" w:eastAsia="Arial" w:cs="Arial"/>
+                <w:b w:val="0"/>
+                <w:i w:val="0"/>
+                <w:sz w:val="24"/>
+                <w:u w:val="none"/>
+              </w:rPr>
+              <w:t xml:space="preserve"> 1st</w:t>
             </w:r>
           </w:p>
         </w:tc>
@@ -195,8 +253,29 @@
             <w:tcW w:w="2564" w:type="dxa"/>
           </w:tcPr>
           <w:p>
-            <w:r>
-              <w:t>Year: 2026</w:t>
+            <w:pPr>
+              <w:spacing w:line="360" w:lineRule="auto" w:before="0" w:after="0"/>
+            </w:pPr>
+            <w:r/>
+            <w:r>
+              <w:rPr>
+                <w:rFonts w:ascii="Arial" w:hAnsi="Arial" w:eastAsia="Arial" w:cs="Arial"/>
+                <w:b/>
+                <w:i w:val="0"/>
+                <w:sz w:val="24"/>
+                <w:u w:val="none"/>
+              </w:rPr>
+              <w:t>Year:</w:t>
+            </w:r>
+            <w:r>
+              <w:rPr>
+                <w:rFonts w:ascii="Arial" w:hAnsi="Arial" w:eastAsia="Arial" w:cs="Arial"/>
+                <w:b w:val="0"/>
+                <w:i w:val="0"/>
+                <w:sz w:val="24"/>
+                <w:u w:val="none"/>
+              </w:rPr>
+              <w:t xml:space="preserve"> 2026</w:t>
             </w:r>
           </w:p>
         </w:tc>
@@ -205,8 +284,29 @@
             <w:tcW w:w="2564" w:type="dxa"/>
           </w:tcPr>
           <w:p>
-            <w:r>
-              <w:t>Weekly Hours: 3</w:t>
+            <w:pPr>
+              <w:spacing w:line="360" w:lineRule="auto" w:before="0" w:after="0"/>
+            </w:pPr>
+            <w:r/>
+            <w:r>
+              <w:rPr>
+                <w:rFonts w:ascii="Arial" w:hAnsi="Arial" w:eastAsia="Arial" w:cs="Arial"/>
+                <w:b/>
+                <w:i w:val="0"/>
+                <w:sz w:val="24"/>
+                <w:u w:val="none"/>
+              </w:rPr>
+              <w:t>Weekly Hours:</w:t>
+            </w:r>
+            <w:r>
+              <w:rPr>
+                <w:rFonts w:ascii="Arial" w:hAnsi="Arial" w:eastAsia="Arial" w:cs="Arial"/>
+                <w:b w:val="0"/>
+                <w:i w:val="0"/>
+                <w:sz w:val="24"/>
+                <w:u w:val="none"/>
+              </w:rPr>
+              <w:t xml:space="preserve"> 3</w:t>
             </w:r>
           </w:p>
         </w:tc>
@@ -218,13 +318,62 @@
             <w:gridSpan w:val="6"/>
           </w:tcPr>
           <w:p>
-            <w:r>
+            <w:pPr>
+              <w:spacing w:line="480" w:lineRule="auto" w:before="0" w:after="0"/>
+            </w:pPr>
+            <w:r>
+              <w:rPr>
+                <w:rFonts w:ascii="Arial" w:hAnsi="Arial" w:eastAsia="Arial" w:cs="Arial"/>
+                <w:b/>
+                <w:i w:val="0"/>
+                <w:sz w:val="24"/>
+                <w:u w:val="none"/>
+              </w:rPr>
               <w:t>Competences:</w:t>
-              <w:br/>
+            </w:r>
+          </w:p>
+          <w:p>
+            <w:pPr>
+              <w:spacing w:line="480" w:lineRule="auto" w:before="0" w:after="0"/>
+            </w:pPr>
+            <w:r>
+              <w:rPr>
+                <w:rFonts w:ascii="Arial" w:hAnsi="Arial" w:eastAsia="Arial" w:cs="Arial"/>
+                <w:b w:val="0"/>
+                <w:i w:val="0"/>
+                <w:sz w:val="24"/>
+                <w:u w:val="none"/>
+              </w:rPr>
               <w:t>Plan a maze route and robot algorithm using checkpoints, obstacles, sensors, and movement commands.</w:t>
-              <w:br/>
+            </w:r>
+          </w:p>
+          <w:p>
+            <w:pPr>
+              <w:spacing w:line="480" w:lineRule="auto" w:before="0" w:after="0"/>
+            </w:pPr>
+            <w:r>
+              <w:rPr>
+                <w:rFonts w:ascii="Arial" w:hAnsi="Arial" w:eastAsia="Arial" w:cs="Arial"/>
+                <w:b w:val="0"/>
+                <w:i w:val="0"/>
+                <w:sz w:val="24"/>
+                <w:u w:val="none"/>
+              </w:rPr>
               <w:t>Build, test, debug, and improve an mBot Maze Navigator solution with team responsibilities.</w:t>
-              <w:br/>
+            </w:r>
+          </w:p>
+          <w:p>
+            <w:pPr>
+              <w:spacing w:line="480" w:lineRule="auto" w:before="0" w:after="0"/>
+            </w:pPr>
+            <w:r>
+              <w:rPr>
+                <w:rFonts w:ascii="Arial" w:hAnsi="Arial" w:eastAsia="Arial" w:cs="Arial"/>
+                <w:b w:val="0"/>
+                <w:i w:val="0"/>
+                <w:sz w:val="24"/>
+                <w:u w:val="none"/>
+              </w:rPr>
               <w:t>Present a robotics project clearly using testing evidence, code explanation, and reflection.</w:t>
             </w:r>
           </w:p>
@@ -237,13 +386,62 @@
             <w:gridSpan w:val="6"/>
           </w:tcPr>
           <w:p>
-            <w:r>
+            <w:pPr>
+              <w:spacing w:line="480" w:lineRule="auto" w:before="0" w:after="0"/>
+            </w:pPr>
+            <w:r>
+              <w:rPr>
+                <w:rFonts w:ascii="Arial" w:hAnsi="Arial" w:eastAsia="Arial" w:cs="Arial"/>
+                <w:b/>
+                <w:i w:val="0"/>
+                <w:sz w:val="24"/>
+                <w:u w:val="none"/>
+              </w:rPr>
               <w:t>Learning Objectives:</w:t>
-              <w:br/>
+            </w:r>
+          </w:p>
+          <w:p>
+            <w:pPr>
+              <w:spacing w:line="480" w:lineRule="auto" w:before="0" w:after="0"/>
+            </w:pPr>
+            <w:r>
+              <w:rPr>
+                <w:rFonts w:ascii="Arial" w:hAnsi="Arial" w:eastAsia="Arial" w:cs="Arial"/>
+                <w:b w:val="0"/>
+                <w:i w:val="0"/>
+                <w:sz w:val="24"/>
+                <w:u w:val="none"/>
+              </w:rPr>
               <w:t>Create a maze plan with start, finish, turns, obstacles, checkpoints, and sensor checks.</w:t>
-              <w:br/>
+            </w:r>
+          </w:p>
+          <w:p>
+            <w:pPr>
+              <w:spacing w:line="480" w:lineRule="auto" w:before="0" w:after="0"/>
+            </w:pPr>
+            <w:r>
+              <w:rPr>
+                <w:rFonts w:ascii="Arial" w:hAnsi="Arial" w:eastAsia="Arial" w:cs="Arial"/>
+                <w:b w:val="0"/>
+                <w:i w:val="0"/>
+                <w:sz w:val="24"/>
+                <w:u w:val="none"/>
+              </w:rPr>
               <w:t>Program the mBot to navigate maze sections and use test evidence to improve the route.</w:t>
-              <w:br/>
+            </w:r>
+          </w:p>
+          <w:p>
+            <w:pPr>
+              <w:spacing w:line="480" w:lineRule="auto" w:before="0" w:after="0"/>
+            </w:pPr>
+            <w:r>
+              <w:rPr>
+                <w:rFonts w:ascii="Arial" w:hAnsi="Arial" w:eastAsia="Arial" w:cs="Arial"/>
+                <w:b w:val="0"/>
+                <w:i w:val="0"/>
+                <w:sz w:val="24"/>
+                <w:u w:val="none"/>
+              </w:rPr>
               <w:t>Explain how sensors, motors, code, and teamwork contributed to the final solution.</w:t>
             </w:r>
           </w:p>
@@ -256,13 +454,62 @@
             <w:gridSpan w:val="6"/>
           </w:tcPr>
           <w:p>
-            <w:r>
+            <w:pPr>
+              <w:spacing w:line="480" w:lineRule="auto" w:before="0" w:after="0"/>
+            </w:pPr>
+            <w:r>
+              <w:rPr>
+                <w:rFonts w:ascii="Arial" w:hAnsi="Arial" w:eastAsia="Arial" w:cs="Arial"/>
+                <w:b/>
+                <w:i w:val="0"/>
+                <w:sz w:val="24"/>
+                <w:u w:val="none"/>
+              </w:rPr>
               <w:t>Learning Outcomes:</w:t>
-              <w:br/>
+            </w:r>
+          </w:p>
+          <w:p>
+            <w:pPr>
+              <w:spacing w:line="480" w:lineRule="auto" w:before="0" w:after="0"/>
+            </w:pPr>
+            <w:r>
+              <w:rPr>
+                <w:rFonts w:ascii="Arial" w:hAnsi="Arial" w:eastAsia="Arial" w:cs="Arial"/>
+                <w:b w:val="0"/>
+                <w:i w:val="0"/>
+                <w:sz w:val="24"/>
+                <w:u w:val="none"/>
+              </w:rPr>
               <w:t>Submit maze planning evidence, make-up evidence if needed, and a project readiness goal.</w:t>
-              <w:br/>
+            </w:r>
+          </w:p>
+          <w:p>
+            <w:pPr>
+              <w:spacing w:line="480" w:lineRule="auto" w:before="0" w:after="0"/>
+            </w:pPr>
+            <w:r>
+              <w:rPr>
+                <w:rFonts w:ascii="Arial" w:hAnsi="Arial" w:eastAsia="Arial" w:cs="Arial"/>
+                <w:b w:val="0"/>
+                <w:i w:val="0"/>
+                <w:sz w:val="24"/>
+                <w:u w:val="none"/>
+              </w:rPr>
               <w:t>Build and test the mBot Maze Navigator in a group of 2-3 using trial records and debugging notes.</w:t>
-              <w:br/>
+            </w:r>
+          </w:p>
+          <w:p>
+            <w:pPr>
+              <w:spacing w:line="480" w:lineRule="auto" w:before="0" w:after="0"/>
+            </w:pPr>
+            <w:r>
+              <w:rPr>
+                <w:rFonts w:ascii="Arial" w:hAnsi="Arial" w:eastAsia="Arial" w:cs="Arial"/>
+                <w:b w:val="0"/>
+                <w:i w:val="0"/>
+                <w:sz w:val="24"/>
+                <w:u w:val="none"/>
+              </w:rPr>
               <w:t>Demonstrate the final maze solution and submit a reflection about planning, testing, debugging, and teamwork.</w:t>
             </w:r>
           </w:p>
@@ -290,9 +537,21 @@
               <w:right w:val="single" w:sz="4" w:space="0" w:color="auto"/>
             </w:tcBorders>
             <w:shd w:val="clear" w:color="auto" w:fill="A8D08D"/>
+            <w:vAlign w:val="center"/>
           </w:tcPr>
           <w:p>
-            <w:r>
+            <w:pPr>
+              <w:jc w:val="center"/>
+              <w:spacing w:line="360" w:lineRule="auto" w:before="0" w:after="0"/>
+            </w:pPr>
+            <w:r>
+              <w:rPr>
+                <w:rFonts w:ascii="Arial" w:hAnsi="Arial" w:eastAsia="Arial" w:cs="Arial"/>
+                <w:b/>
+                <w:i w:val="0"/>
+                <w:sz w:val="24"/>
+                <w:u w:val="none"/>
+              </w:rPr>
               <w:t>7A, 7B day – 45min – May - Week 9</w:t>
             </w:r>
           </w:p>
@@ -307,9 +566,21 @@
               <w:right w:val="single" w:sz="4" w:space="0" w:color="auto"/>
             </w:tcBorders>
             <w:shd w:val="clear" w:color="auto" w:fill="A8D08D"/>
+            <w:vAlign w:val="center"/>
           </w:tcPr>
           <w:p>
-            <w:r>
+            <w:pPr>
+              <w:jc w:val="center"/>
+              <w:spacing w:line="360" w:lineRule="auto" w:before="0" w:after="0"/>
+            </w:pPr>
+            <w:r>
+              <w:rPr>
+                <w:rFonts w:ascii="Arial" w:hAnsi="Arial" w:eastAsia="Arial" w:cs="Arial"/>
+                <w:b/>
+                <w:i w:val="0"/>
+                <w:sz w:val="24"/>
+                <w:u w:val="none"/>
+              </w:rPr>
               <w:t>7A, 7B day – 90 min – May - Week 9</w:t>
             </w:r>
           </w:p>
@@ -325,39 +596,285 @@
               <w:bottom w:val="single" w:sz="4" w:space="0" w:color="auto"/>
               <w:right w:val="single" w:sz="4" w:space="0" w:color="auto"/>
             </w:tcBorders>
+            <w:vAlign w:val="top"/>
           </w:tcPr>
           <w:p>
-            <w:r>
-              <w:t>Topic:</w:t>
-              <w:br/>
+            <w:pPr>
+              <w:spacing w:line="360" w:lineRule="auto" w:before="0" w:after="0"/>
+            </w:pPr>
+            <w:r>
+              <w:rPr>
+                <w:rFonts w:ascii="Arial" w:hAnsi="Arial" w:eastAsia="Arial" w:cs="Arial"/>
+                <w:b/>
+                <w:i w:val="0"/>
+                <w:sz w:val="24"/>
+                <w:u w:val="none"/>
+              </w:rPr>
+              <w:t xml:space="preserve">Topic: </w:t>
+            </w:r>
+            <w:r>
+              <w:rPr>
+                <w:rFonts w:ascii="Arial" w:hAnsi="Arial" w:eastAsia="Arial" w:cs="Arial"/>
+                <w:b w:val="0"/>
+                <w:i w:val="0"/>
+                <w:sz w:val="24"/>
+                <w:u w:val="none"/>
+              </w:rPr>
               <w:t>Maze vocabulary and route planning</w:t>
-              <w:br/>
-              <w:br/>
-              <w:t>Pre-activities</w:t>
-              <w:br/>
+            </w:r>
+          </w:p>
+          <w:p>
+            <w:pPr>
+              <w:spacing w:line="360" w:lineRule="auto" w:before="0" w:after="0"/>
+            </w:pPr>
+            <w:r>
+              <w:rPr>
+                <w:rFonts w:ascii="Arial" w:hAnsi="Arial" w:eastAsia="Arial" w:cs="Arial"/>
+                <w:i w:val="0"/>
+                <w:sz w:val="24"/>
+                <w:u w:val="none"/>
+                <w:b/>
+              </w:rPr>
+              <w:t>Class Objective:</w:t>
+            </w:r>
+          </w:p>
+          <w:p>
+            <w:pPr>
+              <w:spacing w:line="360" w:lineRule="auto" w:before="0" w:after="0"/>
+            </w:pPr>
+            <w:r>
+              <w:rPr>
+                <w:rFonts w:ascii="Arial" w:hAnsi="Arial" w:eastAsia="Arial" w:cs="Arial"/>
+                <w:i w:val="0"/>
+                <w:sz w:val="24"/>
+                <w:u w:val="none"/>
+              </w:rPr>
+              <w:t>Sketch a maze route with turns, obstacles, movement arrows, and possible sensor checks.</w:t>
+            </w:r>
+          </w:p>
+          <w:p>
+            <w:pPr>
+              <w:spacing w:line="360" w:lineRule="auto" w:before="0" w:after="0"/>
+            </w:pPr>
+            <w:r>
+              <w:rPr>
+                <w:rFonts w:ascii="Arial" w:hAnsi="Arial" w:eastAsia="Arial" w:cs="Arial"/>
+                <w:b/>
+                <w:i w:val="0"/>
+                <w:sz w:val="24"/>
+                <w:u w:val="none"/>
+              </w:rPr>
+              <w:t>Pre-activities:</w:t>
+            </w:r>
+          </w:p>
+          <w:p>
+            <w:pPr>
+              <w:spacing w:line="360" w:lineRule="auto" w:before="0" w:after="0"/>
+            </w:pPr>
+            <w:r>
+              <w:rPr>
+                <w:rFonts w:ascii="Arial" w:hAnsi="Arial" w:eastAsia="Arial" w:cs="Arial"/>
+                <w:b w:val="0"/>
+                <w:i w:val="0"/>
+                <w:sz w:val="24"/>
+                <w:u w:val="none"/>
+              </w:rPr>
               <w:t>Review Week 9 practice vocabulary.</w:t>
-              <w:br/>
+            </w:r>
+          </w:p>
+          <w:p>
+            <w:pPr>
+              <w:spacing w:line="360" w:lineRule="auto" w:before="0" w:after="0"/>
+            </w:pPr>
+            <w:r>
+              <w:rPr>
+                <w:rFonts w:ascii="Arial" w:hAnsi="Arial" w:eastAsia="Arial" w:cs="Arial"/>
+                <w:b w:val="0"/>
+                <w:i w:val="0"/>
+                <w:sz w:val="24"/>
+                <w:u w:val="none"/>
+              </w:rPr>
               <w:t>maze: A path challenge with turns and obstacles</w:t>
-              <w:br/>
+            </w:r>
+          </w:p>
+          <w:p>
+            <w:pPr>
+              <w:spacing w:line="360" w:lineRule="auto" w:before="0" w:after="0"/>
+            </w:pPr>
+            <w:r>
+              <w:rPr>
+                <w:rFonts w:ascii="Arial" w:hAnsi="Arial" w:eastAsia="Arial" w:cs="Arial"/>
+                <w:b w:val="0"/>
+                <w:i w:val="0"/>
+                <w:sz w:val="24"/>
+                <w:u w:val="none"/>
+              </w:rPr>
               <w:t>route: The planned path to follow</w:t>
-              <w:br/>
+            </w:r>
+          </w:p>
+          <w:p>
+            <w:pPr>
+              <w:spacing w:line="360" w:lineRule="auto" w:before="0" w:after="0"/>
+            </w:pPr>
+            <w:r>
+              <w:rPr>
+                <w:rFonts w:ascii="Arial" w:hAnsi="Arial" w:eastAsia="Arial" w:cs="Arial"/>
+                <w:b w:val="0"/>
+                <w:i w:val="0"/>
+                <w:sz w:val="24"/>
+                <w:u w:val="none"/>
+              </w:rPr>
               <w:t>checkpoint: A place used to check progress on a route</w:t>
-              <w:br/>
+            </w:r>
+          </w:p>
+          <w:p>
+            <w:pPr>
+              <w:spacing w:line="360" w:lineRule="auto" w:before="0" w:after="0"/>
+            </w:pPr>
+            <w:r>
+              <w:rPr>
+                <w:rFonts w:ascii="Arial" w:hAnsi="Arial" w:eastAsia="Arial" w:cs="Arial"/>
+                <w:b w:val="0"/>
+                <w:i w:val="0"/>
+                <w:sz w:val="24"/>
+                <w:u w:val="none"/>
+              </w:rPr>
               <w:t>obstacle: Something that blocks the way</w:t>
-              <w:br/>
+            </w:r>
+          </w:p>
+          <w:p>
+            <w:pPr>
+              <w:spacing w:line="360" w:lineRule="auto" w:before="0" w:after="0"/>
+            </w:pPr>
+            <w:r>
+              <w:rPr>
+                <w:rFonts w:ascii="Arial" w:hAnsi="Arial" w:eastAsia="Arial" w:cs="Arial"/>
+                <w:b w:val="0"/>
+                <w:i w:val="0"/>
+                <w:sz w:val="24"/>
+                <w:u w:val="none"/>
+              </w:rPr>
               <w:t>prototype: An early version used for testing</w:t>
-              <w:br/>
+            </w:r>
+          </w:p>
+          <w:p>
+            <w:pPr>
+              <w:spacing w:line="360" w:lineRule="auto" w:before="0" w:after="0"/>
+            </w:pPr>
+            <w:r>
+              <w:rPr>
+                <w:rFonts w:ascii="Arial" w:hAnsi="Arial" w:eastAsia="Arial" w:cs="Arial"/>
+                <w:b w:val="0"/>
+                <w:i w:val="0"/>
+                <w:sz w:val="24"/>
+                <w:u w:val="none"/>
+              </w:rPr>
               <w:t>algorithm: A clear set of steps to solve a problem Examine a sample maze and identify easy, medium, and difficult sections.</w:t>
-              <w:br/>
-              <w:br/>
-              <w:t>While activities</w:t>
-              <w:br/>
-              <w:t>Sketch a maze route with start, finish, at least 2 turns, and 2 obstacles. Label the route with movement arrows and possible sensor checks. Complete any missing daily-grade or appreciation evidence from weeks 1-8 if needed.</w:t>
-              <w:br/>
-              <w:br/>
-              <w:t>Post activities</w:t>
-              <w:br/>
-              <w:t>Share one route decision with a partner. Revise one part of the plan after feedback.</w:t>
+            </w:r>
+          </w:p>
+          <w:p>
+            <w:pPr>
+              <w:spacing w:line="360" w:lineRule="auto" w:before="0" w:after="0"/>
+            </w:pPr>
+            <w:r>
+              <w:rPr>
+                <w:rFonts w:ascii="Arial" w:hAnsi="Arial" w:eastAsia="Arial" w:cs="Arial"/>
+                <w:b/>
+                <w:i w:val="0"/>
+                <w:sz w:val="24"/>
+                <w:u w:val="none"/>
+              </w:rPr>
+              <w:t>While activities:</w:t>
+            </w:r>
+          </w:p>
+          <w:p>
+            <w:pPr>
+              <w:spacing w:line="360" w:lineRule="auto" w:before="0" w:after="0"/>
+            </w:pPr>
+            <w:r>
+              <w:rPr>
+                <w:rFonts w:ascii="Arial" w:hAnsi="Arial" w:eastAsia="Arial" w:cs="Arial"/>
+                <w:b w:val="0"/>
+                <w:i w:val="0"/>
+                <w:sz w:val="24"/>
+                <w:u w:val="none"/>
+              </w:rPr>
+              <w:t>Sketch a maze route with start, finish, at least 2 turns, and 2 obstacles.</w:t>
+            </w:r>
+          </w:p>
+          <w:p>
+            <w:pPr>
+              <w:spacing w:line="360" w:lineRule="auto" w:before="0" w:after="0"/>
+            </w:pPr>
+            <w:r>
+              <w:rPr>
+                <w:rFonts w:ascii="Arial" w:hAnsi="Arial" w:eastAsia="Arial" w:cs="Arial"/>
+                <w:b w:val="0"/>
+                <w:i w:val="0"/>
+                <w:sz w:val="24"/>
+                <w:u w:val="none"/>
+              </w:rPr>
+              <w:t>Label the route with movement arrows and possible sensor checks.</w:t>
+            </w:r>
+          </w:p>
+          <w:p>
+            <w:pPr>
+              <w:spacing w:line="360" w:lineRule="auto" w:before="0" w:after="0"/>
+            </w:pPr>
+            <w:r>
+              <w:rPr>
+                <w:rFonts w:ascii="Arial" w:hAnsi="Arial" w:eastAsia="Arial" w:cs="Arial"/>
+                <w:b w:val="0"/>
+                <w:i w:val="0"/>
+                <w:sz w:val="24"/>
+                <w:u w:val="none"/>
+              </w:rPr>
+              <w:t>Complete any missing daily-grade or appreciation evidence from weeks 1-8 if needed.</w:t>
+            </w:r>
+          </w:p>
+          <w:p>
+            <w:pPr>
+              <w:spacing w:line="360" w:lineRule="auto" w:before="0" w:after="0"/>
+            </w:pPr>
+            <w:r>
+              <w:rPr>
+                <w:rFonts w:ascii="Arial" w:hAnsi="Arial" w:eastAsia="Arial" w:cs="Arial"/>
+                <w:b/>
+                <w:i w:val="0"/>
+                <w:sz w:val="24"/>
+                <w:u w:val="none"/>
+              </w:rPr>
+              <w:t>Post activities:</w:t>
+            </w:r>
+          </w:p>
+          <w:p>
+            <w:pPr>
+              <w:spacing w:line="360" w:lineRule="auto" w:before="0" w:after="0"/>
+            </w:pPr>
+            <w:r>
+              <w:rPr>
+                <w:rFonts w:ascii="Arial" w:hAnsi="Arial" w:eastAsia="Arial" w:cs="Arial"/>
+                <w:b w:val="0"/>
+                <w:i w:val="0"/>
+                <w:sz w:val="24"/>
+                <w:u w:val="none"/>
+              </w:rPr>
+              <w:t>Share one route decision with a partner.</w:t>
+            </w:r>
+          </w:p>
+          <w:p>
+            <w:pPr>
+              <w:spacing w:line="360" w:lineRule="auto" w:before="0" w:after="0"/>
+            </w:pPr>
+            <w:r>
+              <w:rPr>
+                <w:rFonts w:ascii="Arial" w:hAnsi="Arial" w:eastAsia="Arial" w:cs="Arial"/>
+                <w:b w:val="0"/>
+                <w:i w:val="0"/>
+                <w:sz w:val="24"/>
+                <w:u w:val="none"/>
+              </w:rPr>
+              <w:t>Revise one part of the plan after feedback.</w:t>
             </w:r>
           </w:p>
         </w:tc>
@@ -370,41 +887,315 @@
               <w:bottom w:val="single" w:sz="4" w:space="0" w:color="auto"/>
               <w:right w:val="single" w:sz="4" w:space="0" w:color="auto"/>
             </w:tcBorders>
+            <w:vAlign w:val="top"/>
           </w:tcPr>
           <w:p>
-            <w:r>
-              <w:t>Topic:</w:t>
-              <w:br/>
+            <w:pPr>
+              <w:spacing w:line="360" w:lineRule="auto" w:before="0" w:after="0"/>
+            </w:pPr>
+            <w:r>
+              <w:rPr>
+                <w:rFonts w:ascii="Arial" w:hAnsi="Arial" w:eastAsia="Arial" w:cs="Arial"/>
+                <w:b/>
+                <w:i w:val="0"/>
+                <w:sz w:val="24"/>
+                <w:u w:val="none"/>
+              </w:rPr>
+              <w:t xml:space="preserve">Topic: </w:t>
+            </w:r>
+            <w:r>
+              <w:rPr>
+                <w:rFonts w:ascii="Arial" w:hAnsi="Arial" w:eastAsia="Arial" w:cs="Arial"/>
+                <w:b w:val="0"/>
+                <w:i w:val="0"/>
+                <w:sz w:val="24"/>
+                <w:u w:val="none"/>
+              </w:rPr>
               <w:t>Maze prototype and final project preparation</w:t>
-              <w:br/>
-              <w:br/>
-              <w:t>Pre-activities</w:t>
-              <w:br/>
+            </w:r>
+          </w:p>
+          <w:p>
+            <w:pPr>
+              <w:spacing w:line="360" w:lineRule="auto" w:before="0" w:after="0"/>
+            </w:pPr>
+            <w:r>
+              <w:rPr>
+                <w:rFonts w:ascii="Arial" w:hAnsi="Arial" w:eastAsia="Arial" w:cs="Arial"/>
+                <w:i w:val="0"/>
+                <w:sz w:val="24"/>
+                <w:u w:val="none"/>
+                <w:b/>
+              </w:rPr>
+              <w:t>Class Objective:</w:t>
+            </w:r>
+          </w:p>
+          <w:p>
+            <w:pPr>
+              <w:spacing w:line="360" w:lineRule="auto" w:before="0" w:after="0"/>
+            </w:pPr>
+            <w:r>
+              <w:rPr>
+                <w:rFonts w:ascii="Arial" w:hAnsi="Arial" w:eastAsia="Arial" w:cs="Arial"/>
+                <w:i w:val="0"/>
+                <w:sz w:val="24"/>
+                <w:u w:val="none"/>
+              </w:rPr>
+              <w:t>Build and test a practice maze section, record movement or sensor issues, and identify one improvement.</w:t>
+            </w:r>
+          </w:p>
+          <w:p>
+            <w:pPr>
+              <w:spacing w:line="360" w:lineRule="auto" w:before="0" w:after="0"/>
+            </w:pPr>
+            <w:r>
+              <w:rPr>
+                <w:rFonts w:ascii="Arial" w:hAnsi="Arial" w:eastAsia="Arial" w:cs="Arial"/>
+                <w:b/>
+                <w:i w:val="0"/>
+                <w:sz w:val="24"/>
+                <w:u w:val="none"/>
+              </w:rPr>
+              <w:t>Pre-activities:</w:t>
+            </w:r>
+          </w:p>
+          <w:p>
+            <w:pPr>
+              <w:spacing w:line="360" w:lineRule="auto" w:before="0" w:after="0"/>
+            </w:pPr>
+            <w:r>
+              <w:rPr>
+                <w:rFonts w:ascii="Arial" w:hAnsi="Arial" w:eastAsia="Arial" w:cs="Arial"/>
+                <w:b w:val="0"/>
+                <w:i w:val="0"/>
+                <w:sz w:val="24"/>
+                <w:u w:val="none"/>
+              </w:rPr>
               <w:t>Review Week 10 practice vocabulary.</w:t>
-              <w:br/>
+            </w:r>
+          </w:p>
+          <w:p>
+            <w:pPr>
+              <w:spacing w:line="360" w:lineRule="auto" w:before="0" w:after="0"/>
+            </w:pPr>
+            <w:r>
+              <w:rPr>
+                <w:rFonts w:ascii="Arial" w:hAnsi="Arial" w:eastAsia="Arial" w:cs="Arial"/>
+                <w:b w:val="0"/>
+                <w:i w:val="0"/>
+                <w:sz w:val="24"/>
+                <w:u w:val="none"/>
+              </w:rPr>
               <w:t>goal: What you are trying to achieve</w:t>
-              <w:br/>
+            </w:r>
+          </w:p>
+          <w:p>
+            <w:pPr>
+              <w:spacing w:line="360" w:lineRule="auto" w:before="0" w:after="0"/>
+            </w:pPr>
+            <w:r>
+              <w:rPr>
+                <w:rFonts w:ascii="Arial" w:hAnsi="Arial" w:eastAsia="Arial" w:cs="Arial"/>
+                <w:b w:val="0"/>
+                <w:i w:val="0"/>
+                <w:sz w:val="24"/>
+                <w:u w:val="none"/>
+              </w:rPr>
               <w:t>sensor: A part that detects information from the environment</w:t>
-              <w:br/>
+            </w:r>
+          </w:p>
+          <w:p>
+            <w:pPr>
+              <w:spacing w:line="360" w:lineRule="auto" w:before="0" w:after="0"/>
+            </w:pPr>
+            <w:r>
+              <w:rPr>
+                <w:rFonts w:ascii="Arial" w:hAnsi="Arial" w:eastAsia="Arial" w:cs="Arial"/>
+                <w:b w:val="0"/>
+                <w:i w:val="0"/>
+                <w:sz w:val="24"/>
+                <w:u w:val="none"/>
+              </w:rPr>
               <w:t>sequence: Steps in the correct order</w:t>
-              <w:br/>
+            </w:r>
+          </w:p>
+          <w:p>
+            <w:pPr>
+              <w:spacing w:line="360" w:lineRule="auto" w:before="0" w:after="0"/>
+            </w:pPr>
+            <w:r>
+              <w:rPr>
+                <w:rFonts w:ascii="Arial" w:hAnsi="Arial" w:eastAsia="Arial" w:cs="Arial"/>
+                <w:b w:val="0"/>
+                <w:i w:val="0"/>
+                <w:sz w:val="24"/>
+                <w:u w:val="none"/>
+              </w:rPr>
               <w:t>teamwork: Working together with others</w:t>
-              <w:br/>
+            </w:r>
+          </w:p>
+          <w:p>
+            <w:pPr>
+              <w:spacing w:line="360" w:lineRule="auto" w:before="0" w:after="0"/>
+            </w:pPr>
+            <w:r>
+              <w:rPr>
+                <w:rFonts w:ascii="Arial" w:hAnsi="Arial" w:eastAsia="Arial" w:cs="Arial"/>
+                <w:b w:val="0"/>
+                <w:i w:val="0"/>
+                <w:sz w:val="24"/>
+                <w:u w:val="none"/>
+              </w:rPr>
               <w:t>responsibility: Taking care of your part of the work</w:t>
-              <w:br/>
+            </w:r>
+          </w:p>
+          <w:p>
+            <w:pPr>
+              <w:spacing w:line="360" w:lineRule="auto" w:before="0" w:after="0"/>
+            </w:pPr>
+            <w:r>
+              <w:rPr>
+                <w:rFonts w:ascii="Arial" w:hAnsi="Arial" w:eastAsia="Arial" w:cs="Arial"/>
+                <w:b w:val="0"/>
+                <w:i w:val="0"/>
+                <w:sz w:val="24"/>
+                <w:u w:val="none"/>
+              </w:rPr>
               <w:t>evidence: Information that shows what happened or supports an idea</w:t>
-              <w:br/>
+            </w:r>
+          </w:p>
+          <w:p>
+            <w:pPr>
+              <w:spacing w:line="360" w:lineRule="auto" w:before="0" w:after="0"/>
+            </w:pPr>
+            <w:r>
+              <w:rPr>
+                <w:rFonts w:ascii="Arial" w:hAnsi="Arial" w:eastAsia="Arial" w:cs="Arial"/>
+                <w:b w:val="0"/>
+                <w:i w:val="0"/>
+                <w:sz w:val="24"/>
+                <w:u w:val="none"/>
+              </w:rPr>
               <w:t>Review the project rubric for programming, problem solving, robot performance, understanding, punctuality, and responsibility. List the materials and code blocks needed.</w:t>
-              <w:br/>
-              <w:br/>
-              <w:t>While activities</w:t>
-              <w:br/>
-              <w:t>Build a practice maze section with available classroom materials. Test one short route with the mBot. Record one movement issue, one sensor issue, and one improvement idea. Complete any final make-up task for regular trimester grades if needed.</w:t>
-              <w:br/>
-              <w:br/>
-              <w:t>Post activities</w:t>
-              <w:br/>
-              <w:t>Submit the route sketch and planning notes. Write one goal for the exam project build week.</w:t>
+            </w:r>
+          </w:p>
+          <w:p>
+            <w:pPr>
+              <w:spacing w:line="360" w:lineRule="auto" w:before="0" w:after="0"/>
+            </w:pPr>
+            <w:r>
+              <w:rPr>
+                <w:rFonts w:ascii="Arial" w:hAnsi="Arial" w:eastAsia="Arial" w:cs="Arial"/>
+                <w:b/>
+                <w:i w:val="0"/>
+                <w:sz w:val="24"/>
+                <w:u w:val="none"/>
+              </w:rPr>
+              <w:t>While activities:</w:t>
+            </w:r>
+          </w:p>
+          <w:p>
+            <w:pPr>
+              <w:spacing w:line="360" w:lineRule="auto" w:before="0" w:after="0"/>
+            </w:pPr>
+            <w:r>
+              <w:rPr>
+                <w:rFonts w:ascii="Arial" w:hAnsi="Arial" w:eastAsia="Arial" w:cs="Arial"/>
+                <w:b w:val="0"/>
+                <w:i w:val="0"/>
+                <w:sz w:val="24"/>
+                <w:u w:val="none"/>
+              </w:rPr>
+              <w:t>Build a practice maze section with available classroom materials.</w:t>
+            </w:r>
+          </w:p>
+          <w:p>
+            <w:pPr>
+              <w:spacing w:line="360" w:lineRule="auto" w:before="0" w:after="0"/>
+            </w:pPr>
+            <w:r>
+              <w:rPr>
+                <w:rFonts w:ascii="Arial" w:hAnsi="Arial" w:eastAsia="Arial" w:cs="Arial"/>
+                <w:b w:val="0"/>
+                <w:i w:val="0"/>
+                <w:sz w:val="24"/>
+                <w:u w:val="none"/>
+              </w:rPr>
+              <w:t>Test one short route with the mBot.</w:t>
+            </w:r>
+          </w:p>
+          <w:p>
+            <w:pPr>
+              <w:spacing w:line="360" w:lineRule="auto" w:before="0" w:after="0"/>
+            </w:pPr>
+            <w:r>
+              <w:rPr>
+                <w:rFonts w:ascii="Arial" w:hAnsi="Arial" w:eastAsia="Arial" w:cs="Arial"/>
+                <w:b w:val="0"/>
+                <w:i w:val="0"/>
+                <w:sz w:val="24"/>
+                <w:u w:val="none"/>
+              </w:rPr>
+              <w:t>Record one movement issue, one sensor issue, and one improvement idea.</w:t>
+            </w:r>
+          </w:p>
+          <w:p>
+            <w:pPr>
+              <w:spacing w:line="360" w:lineRule="auto" w:before="0" w:after="0"/>
+            </w:pPr>
+            <w:r>
+              <w:rPr>
+                <w:rFonts w:ascii="Arial" w:hAnsi="Arial" w:eastAsia="Arial" w:cs="Arial"/>
+                <w:b w:val="0"/>
+                <w:i w:val="0"/>
+                <w:sz w:val="24"/>
+                <w:u w:val="none"/>
+              </w:rPr>
+              <w:t>Complete any final make-up task for regular trimester grades if needed.</w:t>
+            </w:r>
+          </w:p>
+          <w:p>
+            <w:pPr>
+              <w:spacing w:line="360" w:lineRule="auto" w:before="0" w:after="0"/>
+            </w:pPr>
+            <w:r>
+              <w:rPr>
+                <w:rFonts w:ascii="Arial" w:hAnsi="Arial" w:eastAsia="Arial" w:cs="Arial"/>
+                <w:b/>
+                <w:i w:val="0"/>
+                <w:sz w:val="24"/>
+                <w:u w:val="none"/>
+              </w:rPr>
+              <w:t>Post activities:</w:t>
+            </w:r>
+          </w:p>
+          <w:p>
+            <w:pPr>
+              <w:spacing w:line="360" w:lineRule="auto" w:before="0" w:after="0"/>
+            </w:pPr>
+            <w:r>
+              <w:rPr>
+                <w:rFonts w:ascii="Arial" w:hAnsi="Arial" w:eastAsia="Arial" w:cs="Arial"/>
+                <w:b w:val="0"/>
+                <w:i w:val="0"/>
+                <w:sz w:val="24"/>
+                <w:u w:val="none"/>
+              </w:rPr>
+              <w:t>Submit the route sketch and planning notes.</w:t>
+            </w:r>
+          </w:p>
+          <w:p>
+            <w:pPr>
+              <w:spacing w:line="360" w:lineRule="auto" w:before="0" w:after="0"/>
+            </w:pPr>
+            <w:r>
+              <w:rPr>
+                <w:rFonts w:ascii="Arial" w:hAnsi="Arial" w:eastAsia="Arial" w:cs="Arial"/>
+                <w:b w:val="0"/>
+                <w:i w:val="0"/>
+                <w:sz w:val="24"/>
+                <w:u w:val="none"/>
+              </w:rPr>
+              <w:t>Write one goal for the exam project build week.</w:t>
             </w:r>
           </w:p>
         </w:tc>
@@ -419,10 +1210,31 @@
               <w:bottom w:val="single" w:sz="4" w:space="0" w:color="auto"/>
               <w:right w:val="single" w:sz="4" w:space="0" w:color="auto"/>
             </w:tcBorders>
+            <w:vAlign w:val="top"/>
           </w:tcPr>
           <w:p>
-            <w:r>
-              <w:t>Resources: Pen, pencil, technology notebook, student's email and password, mBot kits, mBlock software, USB cables or Bluetooth connection, charged batteries, ultrasonic sensor, project rubric, checklist or worksheet, project planning sheet, maze materials, floor tape or markers, projector.</w:t>
+            <w:pPr>
+              <w:spacing w:line="360" w:lineRule="auto" w:before="0" w:after="0"/>
+            </w:pPr>
+            <w:r>
+              <w:rPr>
+                <w:rFonts w:ascii="Arial" w:hAnsi="Arial" w:eastAsia="Arial" w:cs="Arial"/>
+                <w:b/>
+                <w:i w:val="0"/>
+                <w:sz w:val="24"/>
+                <w:u w:val="none"/>
+              </w:rPr>
+              <w:t xml:space="preserve">Resources: </w:t>
+            </w:r>
+            <w:r>
+              <w:rPr>
+                <w:rFonts w:ascii="Arial" w:hAnsi="Arial" w:eastAsia="Arial" w:cs="Arial"/>
+                <w:b w:val="0"/>
+                <w:i w:val="0"/>
+                <w:sz w:val="24"/>
+                <w:u w:val="none"/>
+              </w:rPr>
+              <w:t>Pen, pencil, technology notebook, student's computer, email and password</w:t>
             </w:r>
           </w:p>
         </w:tc>
@@ -435,10 +1247,31 @@
               <w:bottom w:val="single" w:sz="4" w:space="0" w:color="auto"/>
               <w:right w:val="single" w:sz="4" w:space="0" w:color="auto"/>
             </w:tcBorders>
+            <w:vAlign w:val="top"/>
           </w:tcPr>
           <w:p>
-            <w:r>
-              <w:t>Resources: Pen, pencil, technology notebook, student's email and password, mBot kits, mBlock software, USB cables or Bluetooth connection, charged batteries, ultrasonic sensor, project rubric, checklist or worksheet, project planning sheet, maze materials, floor tape or markers, projector.</w:t>
+            <w:pPr>
+              <w:spacing w:line="360" w:lineRule="auto" w:before="0" w:after="0"/>
+            </w:pPr>
+            <w:r>
+              <w:rPr>
+                <w:rFonts w:ascii="Arial" w:hAnsi="Arial" w:eastAsia="Arial" w:cs="Arial"/>
+                <w:b/>
+                <w:i w:val="0"/>
+                <w:sz w:val="24"/>
+                <w:u w:val="none"/>
+              </w:rPr>
+              <w:t xml:space="preserve">Resources: </w:t>
+            </w:r>
+            <w:r>
+              <w:rPr>
+                <w:rFonts w:ascii="Arial" w:hAnsi="Arial" w:eastAsia="Arial" w:cs="Arial"/>
+                <w:b w:val="0"/>
+                <w:i w:val="0"/>
+                <w:sz w:val="24"/>
+                <w:u w:val="none"/>
+              </w:rPr>
+              <w:t>Pen, pencil, technology notebook, student's computer, email and password</w:t>
             </w:r>
           </w:p>
         </w:tc>
@@ -454,9 +1287,21 @@
               <w:right w:val="single" w:sz="4" w:space="0" w:color="auto"/>
             </w:tcBorders>
             <w:shd w:val="clear" w:color="auto" w:fill="A8D08D"/>
+            <w:vAlign w:val="center"/>
           </w:tcPr>
           <w:p>
-            <w:r>
+            <w:pPr>
+              <w:jc w:val="center"/>
+              <w:spacing w:line="360" w:lineRule="auto" w:before="0" w:after="0"/>
+            </w:pPr>
+            <w:r>
+              <w:rPr>
+                <w:rFonts w:ascii="Arial" w:hAnsi="Arial" w:eastAsia="Arial" w:cs="Arial"/>
+                <w:b/>
+                <w:i w:val="0"/>
+                <w:sz w:val="24"/>
+                <w:u w:val="none"/>
+              </w:rPr>
               <w:t>7A, 7B day – 45min – May - Week 10</w:t>
             </w:r>
           </w:p>
@@ -471,9 +1316,21 @@
               <w:right w:val="single" w:sz="4" w:space="0" w:color="auto"/>
             </w:tcBorders>
             <w:shd w:val="clear" w:color="auto" w:fill="A8D08D"/>
+            <w:vAlign w:val="center"/>
           </w:tcPr>
           <w:p>
-            <w:r>
+            <w:pPr>
+              <w:jc w:val="center"/>
+              <w:spacing w:line="360" w:lineRule="auto" w:before="0" w:after="0"/>
+            </w:pPr>
+            <w:r>
+              <w:rPr>
+                <w:rFonts w:ascii="Arial" w:hAnsi="Arial" w:eastAsia="Arial" w:cs="Arial"/>
+                <w:b/>
+                <w:i w:val="0"/>
+                <w:sz w:val="24"/>
+                <w:u w:val="none"/>
+              </w:rPr>
               <w:t>7A, 7B day – 90 min – May - Week 10</w:t>
             </w:r>
           </w:p>
@@ -489,27 +1346,181 @@
               <w:bottom w:val="single" w:sz="4" w:space="0" w:color="auto"/>
               <w:right w:val="single" w:sz="4" w:space="0" w:color="auto"/>
             </w:tcBorders>
+            <w:vAlign w:val="top"/>
           </w:tcPr>
           <w:p>
-            <w:r>
-              <w:t>Topic:</w:t>
-              <w:br/>
+            <w:pPr>
+              <w:spacing w:line="360" w:lineRule="auto" w:before="0" w:after="0"/>
+            </w:pPr>
+            <w:r>
+              <w:rPr>
+                <w:rFonts w:ascii="Arial" w:hAnsi="Arial" w:eastAsia="Arial" w:cs="Arial"/>
+                <w:b/>
+                <w:i w:val="0"/>
+                <w:sz w:val="24"/>
+                <w:u w:val="none"/>
+              </w:rPr>
+              <w:t xml:space="preserve">Topic: </w:t>
+            </w:r>
+            <w:r>
+              <w:rPr>
+                <w:rFonts w:ascii="Arial" w:hAnsi="Arial" w:eastAsia="Arial" w:cs="Arial"/>
+                <w:b w:val="0"/>
+                <w:i w:val="0"/>
+                <w:sz w:val="24"/>
+                <w:u w:val="none"/>
+              </w:rPr>
               <w:t>Begin Exam Project: mBot Maze Navigator</w:t>
-              <w:br/>
-              <w:br/>
-              <w:t>Pre-activities</w:t>
-              <w:br/>
-              <w:t>Review the project goal: program the mBot to navigate through a maze using movement, sensor logic, and testing. Identify the first route section your group of 2-3 will solve.</w:t>
-              <w:br/>
-              <w:br/>
-              <w:t>While activities</w:t>
-              <w:br/>
+            </w:r>
+          </w:p>
+          <w:p>
+            <w:pPr>
+              <w:spacing w:line="360" w:lineRule="auto" w:before="0" w:after="0"/>
+            </w:pPr>
+            <w:r>
+              <w:rPr>
+                <w:rFonts w:ascii="Arial" w:hAnsi="Arial" w:eastAsia="Arial" w:cs="Arial"/>
+                <w:i w:val="0"/>
+                <w:sz w:val="24"/>
+                <w:u w:val="none"/>
+                <w:b/>
+              </w:rPr>
+              <w:t>Class Objective:</w:t>
+            </w:r>
+          </w:p>
+          <w:p>
+            <w:pPr>
+              <w:spacing w:line="360" w:lineRule="auto" w:before="0" w:after="0"/>
+            </w:pPr>
+            <w:r>
+              <w:rPr>
+                <w:rFonts w:ascii="Arial" w:hAnsi="Arial" w:eastAsia="Arial" w:cs="Arial"/>
+                <w:i w:val="0"/>
+                <w:sz w:val="24"/>
+                <w:u w:val="none"/>
+              </w:rPr>
+              <w:t>Create the maze navigator project plan with route, sensors, sequence, checkpoints, and team responsibilities.</w:t>
+            </w:r>
+          </w:p>
+          <w:p>
+            <w:pPr>
+              <w:spacing w:line="360" w:lineRule="auto" w:before="0" w:after="0"/>
+            </w:pPr>
+            <w:r>
+              <w:rPr>
+                <w:rFonts w:ascii="Arial" w:hAnsi="Arial" w:eastAsia="Arial" w:cs="Arial"/>
+                <w:b/>
+                <w:i w:val="0"/>
+                <w:sz w:val="24"/>
+                <w:u w:val="none"/>
+              </w:rPr>
+              <w:t>Pre-activities:</w:t>
+            </w:r>
+          </w:p>
+          <w:p>
+            <w:pPr>
+              <w:spacing w:line="360" w:lineRule="auto" w:before="0" w:after="0"/>
+            </w:pPr>
+            <w:r>
+              <w:rPr>
+                <w:rFonts w:ascii="Arial" w:hAnsi="Arial" w:eastAsia="Arial" w:cs="Arial"/>
+                <w:b w:val="0"/>
+                <w:i w:val="0"/>
+                <w:sz w:val="24"/>
+                <w:u w:val="none"/>
+              </w:rPr>
+              <w:t>Review the project goal: program the mBot to navigate through a maze using movement, sensor logic, and testing.</w:t>
+            </w:r>
+          </w:p>
+          <w:p>
+            <w:pPr>
+              <w:spacing w:line="360" w:lineRule="auto" w:before="0" w:after="0"/>
+            </w:pPr>
+            <w:r>
+              <w:rPr>
+                <w:rFonts w:ascii="Arial" w:hAnsi="Arial" w:eastAsia="Arial" w:cs="Arial"/>
+                <w:b w:val="0"/>
+                <w:i w:val="0"/>
+                <w:sz w:val="24"/>
+                <w:u w:val="none"/>
+              </w:rPr>
+              <w:t>Identify the first route section your group of 2-3 will solve.</w:t>
+            </w:r>
+          </w:p>
+          <w:p>
+            <w:pPr>
+              <w:spacing w:line="360" w:lineRule="auto" w:before="0" w:after="0"/>
+            </w:pPr>
+            <w:r>
+              <w:rPr>
+                <w:rFonts w:ascii="Arial" w:hAnsi="Arial" w:eastAsia="Arial" w:cs="Arial"/>
+                <w:b/>
+                <w:i w:val="0"/>
+                <w:sz w:val="24"/>
+                <w:u w:val="none"/>
+              </w:rPr>
+              <w:t>While activities:</w:t>
+            </w:r>
+          </w:p>
+          <w:p>
+            <w:pPr>
+              <w:spacing w:line="360" w:lineRule="auto" w:before="0" w:after="0"/>
+            </w:pPr>
+            <w:r>
+              <w:rPr>
+                <w:rFonts w:ascii="Arial" w:hAnsi="Arial" w:eastAsia="Arial" w:cs="Arial"/>
+                <w:b w:val="0"/>
+                <w:i w:val="0"/>
+                <w:sz w:val="24"/>
+                <w:highlight w:val="yellow"/>
+                <w:u w:val="none"/>
+              </w:rPr>
               <w:t>Begin Exam Project: Create the project plan with maze sketch, robot start/finish, checkpoints, required sensors, planned movement sequence, and team responsibilities.</w:t>
-              <w:br/>
-              <w:br/>
-              <w:t>Post activities</w:t>
-              <w:br/>
-              <w:t>Submit the project plan. List the first test your group will run next class.</w:t>
+            </w:r>
+          </w:p>
+          <w:p>
+            <w:pPr>
+              <w:spacing w:line="360" w:lineRule="auto" w:before="0" w:after="0"/>
+            </w:pPr>
+            <w:r>
+              <w:rPr>
+                <w:rFonts w:ascii="Arial" w:hAnsi="Arial" w:eastAsia="Arial" w:cs="Arial"/>
+                <w:b/>
+                <w:i w:val="0"/>
+                <w:sz w:val="24"/>
+                <w:u w:val="none"/>
+              </w:rPr>
+              <w:t>Post activities:</w:t>
+            </w:r>
+          </w:p>
+          <w:p>
+            <w:pPr>
+              <w:spacing w:line="360" w:lineRule="auto" w:before="0" w:after="0"/>
+            </w:pPr>
+            <w:r>
+              <w:rPr>
+                <w:rFonts w:ascii="Arial" w:hAnsi="Arial" w:eastAsia="Arial" w:cs="Arial"/>
+                <w:b w:val="0"/>
+                <w:i w:val="0"/>
+                <w:sz w:val="24"/>
+                <w:u w:val="none"/>
+              </w:rPr>
+              <w:t>Submit the project plan.</w:t>
+            </w:r>
+          </w:p>
+          <w:p>
+            <w:pPr>
+              <w:spacing w:line="360" w:lineRule="auto" w:before="0" w:after="0"/>
+            </w:pPr>
+            <w:r>
+              <w:rPr>
+                <w:rFonts w:ascii="Arial" w:hAnsi="Arial" w:eastAsia="Arial" w:cs="Arial"/>
+                <w:b w:val="0"/>
+                <w:i w:val="0"/>
+                <w:sz w:val="24"/>
+                <w:u w:val="none"/>
+              </w:rPr>
+              <w:t>List the first test your group will run next class.</w:t>
             </w:r>
           </w:p>
         </w:tc>
@@ -522,41 +1533,271 @@
               <w:bottom w:val="single" w:sz="4" w:space="0" w:color="auto"/>
               <w:right w:val="single" w:sz="4" w:space="0" w:color="auto"/>
             </w:tcBorders>
+            <w:vAlign w:val="top"/>
           </w:tcPr>
           <w:p>
-            <w:r>
-              <w:t>Topic:</w:t>
-              <w:br/>
+            <w:pPr>
+              <w:spacing w:line="360" w:lineRule="auto" w:before="0" w:after="0"/>
+            </w:pPr>
+            <w:r>
+              <w:rPr>
+                <w:rFonts w:ascii="Arial" w:hAnsi="Arial" w:eastAsia="Arial" w:cs="Arial"/>
+                <w:b/>
+                <w:i w:val="0"/>
+                <w:sz w:val="24"/>
+                <w:u w:val="none"/>
+              </w:rPr>
+              <w:t xml:space="preserve">Topic: </w:t>
+            </w:r>
+            <w:r>
+              <w:rPr>
+                <w:rFonts w:ascii="Arial" w:hAnsi="Arial" w:eastAsia="Arial" w:cs="Arial"/>
+                <w:b w:val="0"/>
+                <w:i w:val="0"/>
+                <w:sz w:val="24"/>
+                <w:u w:val="none"/>
+              </w:rPr>
               <w:t>Build and program maze sections</w:t>
-              <w:br/>
-              <w:br/>
-              <w:t>Pre-activities</w:t>
-              <w:br/>
+            </w:r>
+          </w:p>
+          <w:p>
+            <w:pPr>
+              <w:spacing w:line="360" w:lineRule="auto" w:before="0" w:after="0"/>
+            </w:pPr>
+            <w:r>
+              <w:rPr>
+                <w:rFonts w:ascii="Arial" w:hAnsi="Arial" w:eastAsia="Arial" w:cs="Arial"/>
+                <w:i w:val="0"/>
+                <w:sz w:val="24"/>
+                <w:u w:val="none"/>
+                <w:b/>
+              </w:rPr>
+              <w:t>Class Objective:</w:t>
+            </w:r>
+          </w:p>
+          <w:p>
+            <w:pPr>
+              <w:spacing w:line="360" w:lineRule="auto" w:before="0" w:after="0"/>
+            </w:pPr>
+            <w:r>
+              <w:rPr>
+                <w:rFonts w:ascii="Arial" w:hAnsi="Arial" w:eastAsia="Arial" w:cs="Arial"/>
+                <w:i w:val="0"/>
+                <w:sz w:val="24"/>
+                <w:u w:val="none"/>
+              </w:rPr>
+              <w:t>Program maze sections, test the mBot, document trials, and debug speed, timing, turns, or thresholds.</w:t>
+            </w:r>
+          </w:p>
+          <w:p>
+            <w:pPr>
+              <w:spacing w:line="360" w:lineRule="auto" w:before="0" w:after="0"/>
+            </w:pPr>
+            <w:r>
+              <w:rPr>
+                <w:rFonts w:ascii="Arial" w:hAnsi="Arial" w:eastAsia="Arial" w:cs="Arial"/>
+                <w:b/>
+                <w:i w:val="0"/>
+                <w:sz w:val="24"/>
+                <w:u w:val="none"/>
+              </w:rPr>
+              <w:t>Pre-activities:</w:t>
+            </w:r>
+          </w:p>
+          <w:p>
+            <w:pPr>
+              <w:spacing w:line="360" w:lineRule="auto" w:before="0" w:after="0"/>
+            </w:pPr>
+            <w:r>
+              <w:rPr>
+                <w:rFonts w:ascii="Arial" w:hAnsi="Arial" w:eastAsia="Arial" w:cs="Arial"/>
+                <w:b w:val="0"/>
+                <w:i w:val="0"/>
+                <w:sz w:val="24"/>
+                <w:u w:val="none"/>
+              </w:rPr>
               <w:t>Review Week 11 practice vocabulary.</w:t>
-              <w:br/>
+            </w:r>
+          </w:p>
+          <w:p>
+            <w:pPr>
+              <w:spacing w:line="360" w:lineRule="auto" w:before="0" w:after="0"/>
+            </w:pPr>
+            <w:r>
+              <w:rPr>
+                <w:rFonts w:ascii="Arial" w:hAnsi="Arial" w:eastAsia="Arial" w:cs="Arial"/>
+                <w:b w:val="0"/>
+                <w:i w:val="0"/>
+                <w:sz w:val="24"/>
+                <w:u w:val="none"/>
+              </w:rPr>
               <w:t>debug: To find and fix a problem in code</w:t>
-              <w:br/>
+            </w:r>
+          </w:p>
+          <w:p>
+            <w:pPr>
+              <w:spacing w:line="360" w:lineRule="auto" w:before="0" w:after="0"/>
+            </w:pPr>
+            <w:r>
+              <w:rPr>
+                <w:rFonts w:ascii="Arial" w:hAnsi="Arial" w:eastAsia="Arial" w:cs="Arial"/>
+                <w:b w:val="0"/>
+                <w:i w:val="0"/>
+                <w:sz w:val="24"/>
+                <w:u w:val="none"/>
+              </w:rPr>
               <w:t>trial: One test attempt</w:t>
-              <w:br/>
+            </w:r>
+          </w:p>
+          <w:p>
+            <w:pPr>
+              <w:spacing w:line="360" w:lineRule="auto" w:before="0" w:after="0"/>
+            </w:pPr>
+            <w:r>
+              <w:rPr>
+                <w:rFonts w:ascii="Arial" w:hAnsi="Arial" w:eastAsia="Arial" w:cs="Arial"/>
+                <w:b w:val="0"/>
+                <w:i w:val="0"/>
+                <w:sz w:val="24"/>
+                <w:u w:val="none"/>
+              </w:rPr>
               <w:t>improvement: A change that makes something better</w:t>
-              <w:br/>
+            </w:r>
+          </w:p>
+          <w:p>
+            <w:pPr>
+              <w:spacing w:line="360" w:lineRule="auto" w:before="0" w:after="0"/>
+            </w:pPr>
+            <w:r>
+              <w:rPr>
+                <w:rFonts w:ascii="Arial" w:hAnsi="Arial" w:eastAsia="Arial" w:cs="Arial"/>
+                <w:b w:val="0"/>
+                <w:i w:val="0"/>
+                <w:sz w:val="24"/>
+                <w:u w:val="none"/>
+              </w:rPr>
               <w:t>performance: How well something works</w:t>
-              <w:br/>
+            </w:r>
+          </w:p>
+          <w:p>
+            <w:pPr>
+              <w:spacing w:line="360" w:lineRule="auto" w:before="0" w:after="0"/>
+            </w:pPr>
+            <w:r>
+              <w:rPr>
+                <w:rFonts w:ascii="Arial" w:hAnsi="Arial" w:eastAsia="Arial" w:cs="Arial"/>
+                <w:b w:val="0"/>
+                <w:i w:val="0"/>
+                <w:sz w:val="24"/>
+                <w:u w:val="none"/>
+              </w:rPr>
               <w:t>documentation: Notes or records that explain the work</w:t>
-              <w:br/>
+            </w:r>
+          </w:p>
+          <w:p>
+            <w:pPr>
+              <w:spacing w:line="360" w:lineRule="auto" w:before="0" w:after="0"/>
+            </w:pPr>
+            <w:r>
+              <w:rPr>
+                <w:rFonts w:ascii="Arial" w:hAnsi="Arial" w:eastAsia="Arial" w:cs="Arial"/>
+                <w:b w:val="0"/>
+                <w:i w:val="0"/>
+                <w:sz w:val="24"/>
+                <w:u w:val="none"/>
+              </w:rPr>
               <w:t>reflection: Thinking about what happened and what you learned</w:t>
-              <w:br/>
+            </w:r>
+          </w:p>
+          <w:p>
+            <w:pPr>
+              <w:spacing w:line="360" w:lineRule="auto" w:before="0" w:after="0"/>
+            </w:pPr>
+            <w:r>
+              <w:rPr>
+                <w:rFonts w:ascii="Arial" w:hAnsi="Arial" w:eastAsia="Arial" w:cs="Arial"/>
+                <w:b w:val="0"/>
+                <w:i w:val="0"/>
+                <w:sz w:val="24"/>
+                <w:u w:val="none"/>
+              </w:rPr>
               <w:t>Check the maze spacing and make sure the mBot can pass safely. Review project vocabulary before testing the route.</w:t>
-              <w:br/>
-              <w:br/>
-              <w:t>While activities</w:t>
-              <w:br/>
+            </w:r>
+          </w:p>
+          <w:p>
+            <w:pPr>
+              <w:spacing w:line="360" w:lineRule="auto" w:before="0" w:after="0"/>
+            </w:pPr>
+            <w:r>
+              <w:rPr>
+                <w:rFonts w:ascii="Arial" w:hAnsi="Arial" w:eastAsia="Arial" w:cs="Arial"/>
+                <w:b/>
+                <w:i w:val="0"/>
+                <w:sz w:val="24"/>
+                <w:u w:val="none"/>
+              </w:rPr>
+              <w:t>While activities:</w:t>
+            </w:r>
+          </w:p>
+          <w:p>
+            <w:pPr>
+              <w:spacing w:line="360" w:lineRule="auto" w:before="0" w:after="0"/>
+            </w:pPr>
+            <w:r>
+              <w:rPr>
+                <w:rFonts w:ascii="Arial" w:hAnsi="Arial" w:eastAsia="Arial" w:cs="Arial"/>
+                <w:b w:val="0"/>
+                <w:i w:val="0"/>
+                <w:sz w:val="24"/>
+                <w:highlight w:val="yellow"/>
+                <w:u w:val="none"/>
+              </w:rPr>
               <w:t>Continue Exam Project: Finalize the maze section, program the first navigation algorithm, test the mBot, record trial results, and debug speed, timing, turns, or thresholds.</w:t>
-              <w:br/>
-              <w:br/>
-              <w:t>Post activities</w:t>
-              <w:br/>
-              <w:t>Record the best trial result. Identify one code change and one maze change for next class.</w:t>
+            </w:r>
+          </w:p>
+          <w:p>
+            <w:pPr>
+              <w:spacing w:line="360" w:lineRule="auto" w:before="0" w:after="0"/>
+            </w:pPr>
+            <w:r>
+              <w:rPr>
+                <w:rFonts w:ascii="Arial" w:hAnsi="Arial" w:eastAsia="Arial" w:cs="Arial"/>
+                <w:b/>
+                <w:i w:val="0"/>
+                <w:sz w:val="24"/>
+                <w:u w:val="none"/>
+              </w:rPr>
+              <w:t>Post activities:</w:t>
+            </w:r>
+          </w:p>
+          <w:p>
+            <w:pPr>
+              <w:spacing w:line="360" w:lineRule="auto" w:before="0" w:after="0"/>
+            </w:pPr>
+            <w:r>
+              <w:rPr>
+                <w:rFonts w:ascii="Arial" w:hAnsi="Arial" w:eastAsia="Arial" w:cs="Arial"/>
+                <w:b w:val="0"/>
+                <w:i w:val="0"/>
+                <w:sz w:val="24"/>
+                <w:u w:val="none"/>
+              </w:rPr>
+              <w:t>Record the best trial result.</w:t>
+            </w:r>
+          </w:p>
+          <w:p>
+            <w:pPr>
+              <w:spacing w:line="360" w:lineRule="auto" w:before="0" w:after="0"/>
+            </w:pPr>
+            <w:r>
+              <w:rPr>
+                <w:rFonts w:ascii="Arial" w:hAnsi="Arial" w:eastAsia="Arial" w:cs="Arial"/>
+                <w:b w:val="0"/>
+                <w:i w:val="0"/>
+                <w:sz w:val="24"/>
+                <w:u w:val="none"/>
+              </w:rPr>
+              <w:t>Identify one code change and one maze change for next class.</w:t>
             </w:r>
           </w:p>
         </w:tc>
@@ -571,10 +1812,31 @@
               <w:bottom w:val="single" w:sz="4" w:space="0" w:color="auto"/>
               <w:right w:val="single" w:sz="4" w:space="0" w:color="auto"/>
             </w:tcBorders>
+            <w:vAlign w:val="top"/>
           </w:tcPr>
           <w:p>
-            <w:r>
-              <w:t>Resources: Pen, pencil, technology notebook, student's email and password, mBot kits, mBlock software, USB cables or Bluetooth connection, charged batteries, ultrasonic sensor, project rubric, checklist or worksheet, project planning sheet, maze materials, floor tape or markers, projector.</w:t>
+            <w:pPr>
+              <w:spacing w:line="360" w:lineRule="auto" w:before="0" w:after="0"/>
+            </w:pPr>
+            <w:r>
+              <w:rPr>
+                <w:rFonts w:ascii="Arial" w:hAnsi="Arial" w:eastAsia="Arial" w:cs="Arial"/>
+                <w:b/>
+                <w:i w:val="0"/>
+                <w:sz w:val="24"/>
+                <w:u w:val="none"/>
+              </w:rPr>
+              <w:t xml:space="preserve">Resources: </w:t>
+            </w:r>
+            <w:r>
+              <w:rPr>
+                <w:rFonts w:ascii="Arial" w:hAnsi="Arial" w:eastAsia="Arial" w:cs="Arial"/>
+                <w:b w:val="0"/>
+                <w:i w:val="0"/>
+                <w:sz w:val="24"/>
+                <w:u w:val="none"/>
+              </w:rPr>
+              <w:t>Pen, pencil, technology notebook, student's computer, email and password</w:t>
             </w:r>
           </w:p>
         </w:tc>
@@ -587,10 +1849,31 @@
               <w:bottom w:val="single" w:sz="4" w:space="0" w:color="auto"/>
               <w:right w:val="single" w:sz="4" w:space="0" w:color="auto"/>
             </w:tcBorders>
+            <w:vAlign w:val="top"/>
           </w:tcPr>
           <w:p>
-            <w:r>
-              <w:t>Resources: Pen, pencil, technology notebook, student's email and password, mBot kits, mBlock software, USB cables or Bluetooth connection, charged batteries, ultrasonic sensor, project rubric, checklist or worksheet, project planning sheet, maze materials, floor tape or markers, projector.</w:t>
+            <w:pPr>
+              <w:spacing w:line="360" w:lineRule="auto" w:before="0" w:after="0"/>
+            </w:pPr>
+            <w:r>
+              <w:rPr>
+                <w:rFonts w:ascii="Arial" w:hAnsi="Arial" w:eastAsia="Arial" w:cs="Arial"/>
+                <w:b/>
+                <w:i w:val="0"/>
+                <w:sz w:val="24"/>
+                <w:u w:val="none"/>
+              </w:rPr>
+              <w:t xml:space="preserve">Resources: </w:t>
+            </w:r>
+            <w:r>
+              <w:rPr>
+                <w:rFonts w:ascii="Arial" w:hAnsi="Arial" w:eastAsia="Arial" w:cs="Arial"/>
+                <w:b w:val="0"/>
+                <w:i w:val="0"/>
+                <w:sz w:val="24"/>
+                <w:u w:val="none"/>
+              </w:rPr>
+              <w:t>Pen, pencil, technology notebook, student's computer, email and password</w:t>
             </w:r>
           </w:p>
         </w:tc>
@@ -606,9 +1889,21 @@
               <w:right w:val="single" w:sz="4" w:space="0" w:color="auto"/>
             </w:tcBorders>
             <w:shd w:val="clear" w:color="auto" w:fill="A8D08D"/>
+            <w:vAlign w:val="center"/>
           </w:tcPr>
           <w:p>
-            <w:r>
+            <w:pPr>
+              <w:jc w:val="center"/>
+              <w:spacing w:line="360" w:lineRule="auto" w:before="0" w:after="0"/>
+            </w:pPr>
+            <w:r>
+              <w:rPr>
+                <w:rFonts w:ascii="Arial" w:hAnsi="Arial" w:eastAsia="Arial" w:cs="Arial"/>
+                <w:b/>
+                <w:i w:val="0"/>
+                <w:sz w:val="24"/>
+                <w:u w:val="none"/>
+              </w:rPr>
               <w:t>7A, 7B day – 45min – May - Week 11</w:t>
             </w:r>
           </w:p>
@@ -623,9 +1918,21 @@
               <w:right w:val="single" w:sz="4" w:space="0" w:color="auto"/>
             </w:tcBorders>
             <w:shd w:val="clear" w:color="auto" w:fill="A8D08D"/>
+            <w:vAlign w:val="center"/>
           </w:tcPr>
           <w:p>
-            <w:r>
+            <w:pPr>
+              <w:jc w:val="center"/>
+              <w:spacing w:line="360" w:lineRule="auto" w:before="0" w:after="0"/>
+            </w:pPr>
+            <w:r>
+              <w:rPr>
+                <w:rFonts w:ascii="Arial" w:hAnsi="Arial" w:eastAsia="Arial" w:cs="Arial"/>
+                <w:b/>
+                <w:i w:val="0"/>
+                <w:sz w:val="24"/>
+                <w:u w:val="none"/>
+              </w:rPr>
               <w:t>7A, 7B day – 90 min – May - Week 11</w:t>
             </w:r>
           </w:p>
@@ -641,27 +1948,196 @@
               <w:bottom w:val="single" w:sz="4" w:space="0" w:color="auto"/>
               <w:right w:val="single" w:sz="4" w:space="0" w:color="auto"/>
             </w:tcBorders>
+            <w:vAlign w:val="top"/>
           </w:tcPr>
           <w:p>
-            <w:r>
-              <w:t>Topic:</w:t>
-              <w:br/>
+            <w:pPr>
+              <w:spacing w:line="360" w:lineRule="auto" w:before="0" w:after="0"/>
+            </w:pPr>
+            <w:r>
+              <w:rPr>
+                <w:rFonts w:ascii="Arial" w:hAnsi="Arial" w:eastAsia="Arial" w:cs="Arial"/>
+                <w:b/>
+                <w:i w:val="0"/>
+                <w:sz w:val="24"/>
+                <w:u w:val="none"/>
+              </w:rPr>
+              <w:t xml:space="preserve">Topic: </w:t>
+            </w:r>
+            <w:r>
+              <w:rPr>
+                <w:rFonts w:ascii="Arial" w:hAnsi="Arial" w:eastAsia="Arial" w:cs="Arial"/>
+                <w:b w:val="0"/>
+                <w:i w:val="0"/>
+                <w:sz w:val="24"/>
+                <w:u w:val="none"/>
+              </w:rPr>
               <w:t>Debugging and improvement plan</w:t>
-              <w:br/>
-              <w:br/>
-              <w:t>Pre-activities</w:t>
-              <w:br/>
-              <w:t>Review the rubric and identify which criterion needs the most improvement. Compare a failed trial with a successful trial.</w:t>
-              <w:br/>
-              <w:br/>
-              <w:t>While activities</w:t>
-              <w:br/>
-              <w:t>Continue Exam Project: Use a debugging checklist to fix one movement issue, one sensor issue, or one sequence issue. Retest and record whether the change improved the result.</w:t>
-              <w:br/>
-              <w:br/>
-              <w:t>Post activities</w:t>
-              <w:br/>
-              <w:t>Update the project notes. Write one sentence explaining why the change helped or did not help.</w:t>
+            </w:r>
+          </w:p>
+          <w:p>
+            <w:pPr>
+              <w:spacing w:line="360" w:lineRule="auto" w:before="0" w:after="0"/>
+            </w:pPr>
+            <w:r>
+              <w:rPr>
+                <w:rFonts w:ascii="Arial" w:hAnsi="Arial" w:eastAsia="Arial" w:cs="Arial"/>
+                <w:i w:val="0"/>
+                <w:sz w:val="24"/>
+                <w:u w:val="none"/>
+                <w:b/>
+              </w:rPr>
+              <w:t>Class Objective:</w:t>
+            </w:r>
+          </w:p>
+          <w:p>
+            <w:pPr>
+              <w:spacing w:line="360" w:lineRule="auto" w:before="0" w:after="0"/>
+            </w:pPr>
+            <w:r>
+              <w:rPr>
+                <w:rFonts w:ascii="Arial" w:hAnsi="Arial" w:eastAsia="Arial" w:cs="Arial"/>
+                <w:i w:val="0"/>
+                <w:sz w:val="24"/>
+                <w:u w:val="none"/>
+              </w:rPr>
+              <w:t>Use a debugging checklist to fix one maze movement, sensor, or sequence issue and record the result.</w:t>
+            </w:r>
+          </w:p>
+          <w:p>
+            <w:pPr>
+              <w:spacing w:line="360" w:lineRule="auto" w:before="0" w:after="0"/>
+            </w:pPr>
+            <w:r>
+              <w:rPr>
+                <w:rFonts w:ascii="Arial" w:hAnsi="Arial" w:eastAsia="Arial" w:cs="Arial"/>
+                <w:b/>
+                <w:i w:val="0"/>
+                <w:sz w:val="24"/>
+                <w:u w:val="none"/>
+              </w:rPr>
+              <w:t>Pre-activities:</w:t>
+            </w:r>
+          </w:p>
+          <w:p>
+            <w:pPr>
+              <w:spacing w:line="360" w:lineRule="auto" w:before="0" w:after="0"/>
+            </w:pPr>
+            <w:r>
+              <w:rPr>
+                <w:rFonts w:ascii="Arial" w:hAnsi="Arial" w:eastAsia="Arial" w:cs="Arial"/>
+                <w:b w:val="0"/>
+                <w:i w:val="0"/>
+                <w:sz w:val="24"/>
+                <w:u w:val="none"/>
+              </w:rPr>
+              <w:t>Review the rubric and identify which criterion needs the most improvement.</w:t>
+            </w:r>
+          </w:p>
+          <w:p>
+            <w:pPr>
+              <w:spacing w:line="360" w:lineRule="auto" w:before="0" w:after="0"/>
+            </w:pPr>
+            <w:r>
+              <w:rPr>
+                <w:rFonts w:ascii="Arial" w:hAnsi="Arial" w:eastAsia="Arial" w:cs="Arial"/>
+                <w:b w:val="0"/>
+                <w:i w:val="0"/>
+                <w:sz w:val="24"/>
+                <w:u w:val="none"/>
+              </w:rPr>
+              <w:t>Compare a failed trial with a successful trial.</w:t>
+            </w:r>
+          </w:p>
+          <w:p>
+            <w:pPr>
+              <w:spacing w:line="360" w:lineRule="auto" w:before="0" w:after="0"/>
+            </w:pPr>
+            <w:r>
+              <w:rPr>
+                <w:rFonts w:ascii="Arial" w:hAnsi="Arial" w:eastAsia="Arial" w:cs="Arial"/>
+                <w:b/>
+                <w:i w:val="0"/>
+                <w:sz w:val="24"/>
+                <w:u w:val="none"/>
+              </w:rPr>
+              <w:t>While activities:</w:t>
+            </w:r>
+          </w:p>
+          <w:p>
+            <w:pPr>
+              <w:spacing w:line="360" w:lineRule="auto" w:before="0" w:after="0"/>
+            </w:pPr>
+            <w:r>
+              <w:rPr>
+                <w:rFonts w:ascii="Arial" w:hAnsi="Arial" w:eastAsia="Arial" w:cs="Arial"/>
+                <w:b w:val="0"/>
+                <w:i w:val="0"/>
+                <w:sz w:val="24"/>
+                <w:highlight w:val="yellow"/>
+                <w:u w:val="none"/>
+              </w:rPr>
+              <w:t>Continue Exam Project: Use a debugging checklist to fix one movement issue, one sensor issue, or one sequence issue.</w:t>
+            </w:r>
+          </w:p>
+          <w:p>
+            <w:pPr>
+              <w:spacing w:line="360" w:lineRule="auto" w:before="0" w:after="0"/>
+            </w:pPr>
+            <w:r>
+              <w:rPr>
+                <w:rFonts w:ascii="Arial" w:hAnsi="Arial" w:eastAsia="Arial" w:cs="Arial"/>
+                <w:b w:val="0"/>
+                <w:i w:val="0"/>
+                <w:sz w:val="24"/>
+                <w:u w:val="none"/>
+              </w:rPr>
+              <w:t>Retest and record whether the change improved the result.</w:t>
+            </w:r>
+          </w:p>
+          <w:p>
+            <w:pPr>
+              <w:spacing w:line="360" w:lineRule="auto" w:before="0" w:after="0"/>
+            </w:pPr>
+            <w:r>
+              <w:rPr>
+                <w:rFonts w:ascii="Arial" w:hAnsi="Arial" w:eastAsia="Arial" w:cs="Arial"/>
+                <w:b/>
+                <w:i w:val="0"/>
+                <w:sz w:val="24"/>
+                <w:u w:val="none"/>
+              </w:rPr>
+              <w:t>Post activities:</w:t>
+            </w:r>
+          </w:p>
+          <w:p>
+            <w:pPr>
+              <w:spacing w:line="360" w:lineRule="auto" w:before="0" w:after="0"/>
+            </w:pPr>
+            <w:r>
+              <w:rPr>
+                <w:rFonts w:ascii="Arial" w:hAnsi="Arial" w:eastAsia="Arial" w:cs="Arial"/>
+                <w:b w:val="0"/>
+                <w:i w:val="0"/>
+                <w:sz w:val="24"/>
+                <w:u w:val="none"/>
+              </w:rPr>
+              <w:t>Update the project notes.</w:t>
+            </w:r>
+          </w:p>
+          <w:p>
+            <w:pPr>
+              <w:spacing w:line="360" w:lineRule="auto" w:before="0" w:after="0"/>
+            </w:pPr>
+            <w:r>
+              <w:rPr>
+                <w:rFonts w:ascii="Arial" w:hAnsi="Arial" w:eastAsia="Arial" w:cs="Arial"/>
+                <w:b w:val="0"/>
+                <w:i w:val="0"/>
+                <w:sz w:val="24"/>
+                <w:u w:val="none"/>
+              </w:rPr>
+              <w:t>Write one sentence explaining why the change helped or did not help.</w:t>
             </w:r>
           </w:p>
         </w:tc>
@@ -674,41 +2150,271 @@
               <w:bottom w:val="single" w:sz="4" w:space="0" w:color="auto"/>
               <w:right w:val="single" w:sz="4" w:space="0" w:color="auto"/>
             </w:tcBorders>
+            <w:vAlign w:val="top"/>
           </w:tcPr>
           <w:p>
-            <w:r>
-              <w:t>Topic:</w:t>
-              <w:br/>
+            <w:pPr>
+              <w:spacing w:line="360" w:lineRule="auto" w:before="0" w:after="0"/>
+            </w:pPr>
+            <w:r>
+              <w:rPr>
+                <w:rFonts w:ascii="Arial" w:hAnsi="Arial" w:eastAsia="Arial" w:cs="Arial"/>
+                <w:b/>
+                <w:i w:val="0"/>
+                <w:sz w:val="24"/>
+                <w:u w:val="none"/>
+              </w:rPr>
+              <w:t xml:space="preserve">Topic: </w:t>
+            </w:r>
+            <w:r>
+              <w:rPr>
+                <w:rFonts w:ascii="Arial" w:hAnsi="Arial" w:eastAsia="Arial" w:cs="Arial"/>
+                <w:b w:val="0"/>
+                <w:i w:val="0"/>
+                <w:sz w:val="24"/>
+                <w:u w:val="none"/>
+              </w:rPr>
               <w:t>Final testing and documentation</w:t>
-              <w:br/>
-              <w:br/>
-              <w:t>Pre-activities</w:t>
-              <w:br/>
+            </w:r>
+          </w:p>
+          <w:p>
+            <w:pPr>
+              <w:spacing w:line="360" w:lineRule="auto" w:before="0" w:after="0"/>
+            </w:pPr>
+            <w:r>
+              <w:rPr>
+                <w:rFonts w:ascii="Arial" w:hAnsi="Arial" w:eastAsia="Arial" w:cs="Arial"/>
+                <w:i w:val="0"/>
+                <w:sz w:val="24"/>
+                <w:u w:val="none"/>
+                <w:b/>
+              </w:rPr>
+              <w:t>Class Objective:</w:t>
+            </w:r>
+          </w:p>
+          <w:p>
+            <w:pPr>
+              <w:spacing w:line="360" w:lineRule="auto" w:before="0" w:after="0"/>
+            </w:pPr>
+            <w:r>
+              <w:rPr>
+                <w:rFonts w:ascii="Arial" w:hAnsi="Arial" w:eastAsia="Arial" w:cs="Arial"/>
+                <w:i w:val="0"/>
+                <w:sz w:val="24"/>
+                <w:u w:val="none"/>
+              </w:rPr>
+              <w:t>Run final maze tests, document program evidence, and prepare a short explanation of the solution.</w:t>
+            </w:r>
+          </w:p>
+          <w:p>
+            <w:pPr>
+              <w:spacing w:line="360" w:lineRule="auto" w:before="0" w:after="0"/>
+            </w:pPr>
+            <w:r>
+              <w:rPr>
+                <w:rFonts w:ascii="Arial" w:hAnsi="Arial" w:eastAsia="Arial" w:cs="Arial"/>
+                <w:b/>
+                <w:i w:val="0"/>
+                <w:sz w:val="24"/>
+                <w:u w:val="none"/>
+              </w:rPr>
+              <w:t>Pre-activities:</w:t>
+            </w:r>
+          </w:p>
+          <w:p>
+            <w:pPr>
+              <w:spacing w:line="360" w:lineRule="auto" w:before="0" w:after="0"/>
+            </w:pPr>
+            <w:r>
+              <w:rPr>
+                <w:rFonts w:ascii="Arial" w:hAnsi="Arial" w:eastAsia="Arial" w:cs="Arial"/>
+                <w:b w:val="0"/>
+                <w:i w:val="0"/>
+                <w:sz w:val="24"/>
+                <w:u w:val="none"/>
+              </w:rPr>
               <w:t>Review Week 12 practice vocabulary.</w:t>
-              <w:br/>
+            </w:r>
+          </w:p>
+          <w:p>
+            <w:pPr>
+              <w:spacing w:line="360" w:lineRule="auto" w:before="0" w:after="0"/>
+            </w:pPr>
+            <w:r>
+              <w:rPr>
+                <w:rFonts w:ascii="Arial" w:hAnsi="Arial" w:eastAsia="Arial" w:cs="Arial"/>
+                <w:b w:val="0"/>
+                <w:i w:val="0"/>
+                <w:sz w:val="24"/>
+                <w:u w:val="none"/>
+              </w:rPr>
               <w:t>presentation: Sharing work or ideas with others</w:t>
-              <w:br/>
+            </w:r>
+          </w:p>
+          <w:p>
+            <w:pPr>
+              <w:spacing w:line="360" w:lineRule="auto" w:before="0" w:after="0"/>
+            </w:pPr>
+            <w:r>
+              <w:rPr>
+                <w:rFonts w:ascii="Arial" w:hAnsi="Arial" w:eastAsia="Arial" w:cs="Arial"/>
+                <w:b w:val="0"/>
+                <w:i w:val="0"/>
+                <w:sz w:val="24"/>
+                <w:u w:val="none"/>
+              </w:rPr>
               <w:t>demonstration: Showing how something works</w:t>
-              <w:br/>
+            </w:r>
+          </w:p>
+          <w:p>
+            <w:pPr>
+              <w:spacing w:line="360" w:lineRule="auto" w:before="0" w:after="0"/>
+            </w:pPr>
+            <w:r>
+              <w:rPr>
+                <w:rFonts w:ascii="Arial" w:hAnsi="Arial" w:eastAsia="Arial" w:cs="Arial"/>
+                <w:b w:val="0"/>
+                <w:i w:val="0"/>
+                <w:sz w:val="24"/>
+                <w:u w:val="none"/>
+              </w:rPr>
               <w:t>solution: A way to solve a problem</w:t>
-              <w:br/>
+            </w:r>
+          </w:p>
+          <w:p>
+            <w:pPr>
+              <w:spacing w:line="360" w:lineRule="auto" w:before="0" w:after="0"/>
+            </w:pPr>
+            <w:r>
+              <w:rPr>
+                <w:rFonts w:ascii="Arial" w:hAnsi="Arial" w:eastAsia="Arial" w:cs="Arial"/>
+                <w:b w:val="0"/>
+                <w:i w:val="0"/>
+                <w:sz w:val="24"/>
+                <w:u w:val="none"/>
+              </w:rPr>
               <w:t>challenge: A task that takes effort to complete</w:t>
-              <w:br/>
+            </w:r>
+          </w:p>
+          <w:p>
+            <w:pPr>
+              <w:spacing w:line="360" w:lineRule="auto" w:before="0" w:after="0"/>
+            </w:pPr>
+            <w:r>
+              <w:rPr>
+                <w:rFonts w:ascii="Arial" w:hAnsi="Arial" w:eastAsia="Arial" w:cs="Arial"/>
+                <w:b w:val="0"/>
+                <w:i w:val="0"/>
+                <w:sz w:val="24"/>
+                <w:u w:val="none"/>
+              </w:rPr>
               <w:t>result: What happens at the end of a task or test</w:t>
-              <w:br/>
+            </w:r>
+          </w:p>
+          <w:p>
+            <w:pPr>
+              <w:spacing w:line="360" w:lineRule="auto" w:before="0" w:after="0"/>
+            </w:pPr>
+            <w:r>
+              <w:rPr>
+                <w:rFonts w:ascii="Arial" w:hAnsi="Arial" w:eastAsia="Arial" w:cs="Arial"/>
+                <w:b w:val="0"/>
+                <w:i w:val="0"/>
+                <w:sz w:val="24"/>
+                <w:u w:val="none"/>
+              </w:rPr>
               <w:t>reflection: Thinking about what happened and what you learned</w:t>
-              <w:br/>
+            </w:r>
+          </w:p>
+          <w:p>
+            <w:pPr>
+              <w:spacing w:line="360" w:lineRule="auto" w:before="0" w:after="0"/>
+            </w:pPr>
+            <w:r>
+              <w:rPr>
+                <w:rFonts w:ascii="Arial" w:hAnsi="Arial" w:eastAsia="Arial" w:cs="Arial"/>
+                <w:b w:val="0"/>
+                <w:i w:val="0"/>
+                <w:sz w:val="24"/>
+                <w:u w:val="none"/>
+              </w:rPr>
               <w:t>Prepare the robot, maze, and program for final testing. Review how to explain sensors, motors, code, and improvements.</w:t>
-              <w:br/>
-              <w:br/>
-              <w:t>While activities</w:t>
-              <w:br/>
+            </w:r>
+          </w:p>
+          <w:p>
+            <w:pPr>
+              <w:spacing w:line="360" w:lineRule="auto" w:before="0" w:after="0"/>
+            </w:pPr>
+            <w:r>
+              <w:rPr>
+                <w:rFonts w:ascii="Arial" w:hAnsi="Arial" w:eastAsia="Arial" w:cs="Arial"/>
+                <w:b/>
+                <w:i w:val="0"/>
+                <w:sz w:val="24"/>
+                <w:u w:val="none"/>
+              </w:rPr>
+              <w:t>While activities:</w:t>
+            </w:r>
+          </w:p>
+          <w:p>
+            <w:pPr>
+              <w:spacing w:line="360" w:lineRule="auto" w:before="0" w:after="0"/>
+            </w:pPr>
+            <w:r>
+              <w:rPr>
+                <w:rFonts w:ascii="Arial" w:hAnsi="Arial" w:eastAsia="Arial" w:cs="Arial"/>
+                <w:b w:val="0"/>
+                <w:i w:val="0"/>
+                <w:sz w:val="24"/>
+                <w:highlight w:val="yellow"/>
+                <w:u w:val="none"/>
+              </w:rPr>
               <w:t>Continue Exam Project: Run the full maze or best available maze section, document the final program, collect trial evidence, and prepare a 1-2 minute explanation of the solution and challenges.</w:t>
-              <w:br/>
-              <w:br/>
-              <w:t>Post activities</w:t>
-              <w:br/>
-              <w:t>Practice the explanation with another group. Revise one unclear part of the presentation.</w:t>
+            </w:r>
+          </w:p>
+          <w:p>
+            <w:pPr>
+              <w:spacing w:line="360" w:lineRule="auto" w:before="0" w:after="0"/>
+            </w:pPr>
+            <w:r>
+              <w:rPr>
+                <w:rFonts w:ascii="Arial" w:hAnsi="Arial" w:eastAsia="Arial" w:cs="Arial"/>
+                <w:b/>
+                <w:i w:val="0"/>
+                <w:sz w:val="24"/>
+                <w:u w:val="none"/>
+              </w:rPr>
+              <w:t>Post activities:</w:t>
+            </w:r>
+          </w:p>
+          <w:p>
+            <w:pPr>
+              <w:spacing w:line="360" w:lineRule="auto" w:before="0" w:after="0"/>
+            </w:pPr>
+            <w:r>
+              <w:rPr>
+                <w:rFonts w:ascii="Arial" w:hAnsi="Arial" w:eastAsia="Arial" w:cs="Arial"/>
+                <w:b w:val="0"/>
+                <w:i w:val="0"/>
+                <w:sz w:val="24"/>
+                <w:u w:val="none"/>
+              </w:rPr>
+              <w:t>Practice the explanation with another group.</w:t>
+            </w:r>
+          </w:p>
+          <w:p>
+            <w:pPr>
+              <w:spacing w:line="360" w:lineRule="auto" w:before="0" w:after="0"/>
+            </w:pPr>
+            <w:r>
+              <w:rPr>
+                <w:rFonts w:ascii="Arial" w:hAnsi="Arial" w:eastAsia="Arial" w:cs="Arial"/>
+                <w:b w:val="0"/>
+                <w:i w:val="0"/>
+                <w:sz w:val="24"/>
+                <w:u w:val="none"/>
+              </w:rPr>
+              <w:t>Revise one unclear part of the presentation.</w:t>
             </w:r>
           </w:p>
         </w:tc>
@@ -726,10 +2432,31 @@
               <w:bottom w:val="single" w:sz="4" w:space="0" w:color="auto"/>
               <w:right w:val="single" w:sz="4" w:space="0" w:color="auto"/>
             </w:tcBorders>
+            <w:vAlign w:val="top"/>
           </w:tcPr>
           <w:p>
-            <w:r>
-              <w:t>Resources: Pen, pencil, technology notebook, student's email and password, mBot kits, mBlock software, USB cables or Bluetooth connection, charged batteries, ultrasonic sensor, project rubric, checklist or worksheet, project planning sheet, maze materials, floor tape or markers, projector.</w:t>
+            <w:pPr>
+              <w:spacing w:line="360" w:lineRule="auto" w:before="0" w:after="0"/>
+            </w:pPr>
+            <w:r>
+              <w:rPr>
+                <w:rFonts w:ascii="Arial" w:hAnsi="Arial" w:eastAsia="Arial" w:cs="Arial"/>
+                <w:b/>
+                <w:i w:val="0"/>
+                <w:sz w:val="24"/>
+                <w:u w:val="none"/>
+              </w:rPr>
+              <w:t xml:space="preserve">Resources: </w:t>
+            </w:r>
+            <w:r>
+              <w:rPr>
+                <w:rFonts w:ascii="Arial" w:hAnsi="Arial" w:eastAsia="Arial" w:cs="Arial"/>
+                <w:b w:val="0"/>
+                <w:i w:val="0"/>
+                <w:sz w:val="24"/>
+                <w:u w:val="none"/>
+              </w:rPr>
+              <w:t>Pen, pencil, technology notebook, student's computer, email and password</w:t>
             </w:r>
           </w:p>
         </w:tc>
@@ -742,10 +2469,31 @@
               <w:bottom w:val="single" w:sz="4" w:space="0" w:color="auto"/>
               <w:right w:val="single" w:sz="4" w:space="0" w:color="auto"/>
             </w:tcBorders>
+            <w:vAlign w:val="top"/>
           </w:tcPr>
           <w:p>
-            <w:r>
-              <w:t>Resources: Pen, pencil, technology notebook, student's email and password, mBot kits, mBlock software, USB cables or Bluetooth connection, charged batteries, ultrasonic sensor, project rubric, checklist or worksheet, project planning sheet, maze materials, floor tape or markers, projector.</w:t>
+            <w:pPr>
+              <w:spacing w:line="360" w:lineRule="auto" w:before="0" w:after="0"/>
+            </w:pPr>
+            <w:r>
+              <w:rPr>
+                <w:rFonts w:ascii="Arial" w:hAnsi="Arial" w:eastAsia="Arial" w:cs="Arial"/>
+                <w:b/>
+                <w:i w:val="0"/>
+                <w:sz w:val="24"/>
+                <w:u w:val="none"/>
+              </w:rPr>
+              <w:t xml:space="preserve">Resources: </w:t>
+            </w:r>
+            <w:r>
+              <w:rPr>
+                <w:rFonts w:ascii="Arial" w:hAnsi="Arial" w:eastAsia="Arial" w:cs="Arial"/>
+                <w:b w:val="0"/>
+                <w:i w:val="0"/>
+                <w:sz w:val="24"/>
+                <w:u w:val="none"/>
+              </w:rPr>
+              <w:t>Pen, pencil, technology notebook, student's computer, email and password</w:t>
             </w:r>
           </w:p>
         </w:tc>
@@ -761,9 +2509,21 @@
               <w:right w:val="single" w:sz="4" w:space="0" w:color="auto"/>
             </w:tcBorders>
             <w:shd w:val="clear" w:color="auto" w:fill="A8D08D"/>
+            <w:vAlign w:val="center"/>
           </w:tcPr>
           <w:p>
-            <w:r>
+            <w:pPr>
+              <w:jc w:val="center"/>
+              <w:spacing w:line="360" w:lineRule="auto" w:before="0" w:after="0"/>
+            </w:pPr>
+            <w:r>
+              <w:rPr>
+                <w:rFonts w:ascii="Arial" w:hAnsi="Arial" w:eastAsia="Arial" w:cs="Arial"/>
+                <w:b/>
+                <w:i w:val="0"/>
+                <w:sz w:val="24"/>
+                <w:u w:val="none"/>
+              </w:rPr>
               <w:t>7A, 7B day – 45min – May - Week 12</w:t>
             </w:r>
           </w:p>
@@ -778,9 +2538,21 @@
               <w:right w:val="single" w:sz="4" w:space="0" w:color="auto"/>
             </w:tcBorders>
             <w:shd w:val="clear" w:color="auto" w:fill="A8D08D"/>
+            <w:vAlign w:val="center"/>
           </w:tcPr>
           <w:p>
-            <w:r>
+            <w:pPr>
+              <w:jc w:val="center"/>
+              <w:spacing w:line="360" w:lineRule="auto" w:before="0" w:after="0"/>
+            </w:pPr>
+            <w:r>
+              <w:rPr>
+                <w:rFonts w:ascii="Arial" w:hAnsi="Arial" w:eastAsia="Arial" w:cs="Arial"/>
+                <w:b/>
+                <w:i w:val="0"/>
+                <w:sz w:val="24"/>
+                <w:u w:val="none"/>
+              </w:rPr>
               <w:t>7A, 7B day – 90 min – May - Week 12</w:t>
             </w:r>
           </w:p>
@@ -796,27 +2568,180 @@
               <w:bottom w:val="single" w:sz="4" w:space="0" w:color="auto"/>
               <w:right w:val="single" w:sz="4" w:space="0" w:color="auto"/>
             </w:tcBorders>
+            <w:vAlign w:val="top"/>
           </w:tcPr>
           <w:p>
-            <w:r>
-              <w:t>Topic:</w:t>
-              <w:br/>
+            <w:pPr>
+              <w:spacing w:line="360" w:lineRule="auto" w:before="0" w:after="0"/>
+            </w:pPr>
+            <w:r>
+              <w:rPr>
+                <w:rFonts w:ascii="Arial" w:hAnsi="Arial" w:eastAsia="Arial" w:cs="Arial"/>
+                <w:b/>
+                <w:i w:val="0"/>
+                <w:sz w:val="24"/>
+                <w:u w:val="none"/>
+              </w:rPr>
+              <w:t xml:space="preserve">Topic: </w:t>
+            </w:r>
+            <w:r>
+              <w:rPr>
+                <w:rFonts w:ascii="Arial" w:hAnsi="Arial" w:eastAsia="Arial" w:cs="Arial"/>
+                <w:b w:val="0"/>
+                <w:i w:val="0"/>
+                <w:sz w:val="24"/>
+                <w:u w:val="none"/>
+              </w:rPr>
               <w:t>Presentation rehearsal</w:t>
-              <w:br/>
-              <w:br/>
-              <w:t>Pre-activities</w:t>
-              <w:br/>
+            </w:r>
+          </w:p>
+          <w:p>
+            <w:pPr>
+              <w:spacing w:line="360" w:lineRule="auto" w:before="0" w:after="0"/>
+            </w:pPr>
+            <w:r>
+              <w:rPr>
+                <w:rFonts w:ascii="Arial" w:hAnsi="Arial" w:eastAsia="Arial" w:cs="Arial"/>
+                <w:i w:val="0"/>
+                <w:sz w:val="24"/>
+                <w:u w:val="none"/>
+                <w:b/>
+              </w:rPr>
+              <w:t>Class Objective:</w:t>
+            </w:r>
+          </w:p>
+          <w:p>
+            <w:pPr>
+              <w:spacing w:line="360" w:lineRule="auto" w:before="0" w:after="0"/>
+            </w:pPr>
+            <w:r>
+              <w:rPr>
+                <w:rFonts w:ascii="Arial" w:hAnsi="Arial" w:eastAsia="Arial" w:cs="Arial"/>
+                <w:i w:val="0"/>
+                <w:sz w:val="24"/>
+                <w:u w:val="none"/>
+              </w:rPr>
+              <w:t>Rehearse the maze demonstration and check that robot, program, and maze are ready.</w:t>
+            </w:r>
+          </w:p>
+          <w:p>
+            <w:pPr>
+              <w:spacing w:line="360" w:lineRule="auto" w:before="0" w:after="0"/>
+            </w:pPr>
+            <w:r>
+              <w:rPr>
+                <w:rFonts w:ascii="Arial" w:hAnsi="Arial" w:eastAsia="Arial" w:cs="Arial"/>
+                <w:b/>
+                <w:i w:val="0"/>
+                <w:sz w:val="24"/>
+                <w:u w:val="none"/>
+              </w:rPr>
+              <w:t>Pre-activities:</w:t>
+            </w:r>
+          </w:p>
+          <w:p>
+            <w:pPr>
+              <w:spacing w:line="360" w:lineRule="auto" w:before="0" w:after="0"/>
+            </w:pPr>
+            <w:r>
+              <w:rPr>
+                <w:rFonts w:ascii="Arial" w:hAnsi="Arial" w:eastAsia="Arial" w:cs="Arial"/>
+                <w:b w:val="0"/>
+                <w:i w:val="0"/>
+                <w:sz w:val="24"/>
+                <w:u w:val="none"/>
+              </w:rPr>
               <w:t>Review presentation expectations: project goal, maze design, code logic, sensor use, challenge, improvement, and result.</w:t>
-              <w:br/>
-              <w:br/>
-              <w:t>While activities</w:t>
-              <w:br/>
-              <w:t>Rehearse the demonstration and explanation using the rubric so the final presentation is ready for the long class. Check that the robot, program, and maze are ready.</w:t>
-              <w:br/>
-              <w:br/>
-              <w:t>Post activities</w:t>
-              <w:br/>
-              <w:t>Prepare materials for the final demonstration. Write one confidence note and one final reminder.</w:t>
+            </w:r>
+          </w:p>
+          <w:p>
+            <w:pPr>
+              <w:spacing w:line="360" w:lineRule="auto" w:before="0" w:after="0"/>
+            </w:pPr>
+            <w:r>
+              <w:rPr>
+                <w:rFonts w:ascii="Arial" w:hAnsi="Arial" w:eastAsia="Arial" w:cs="Arial"/>
+                <w:b/>
+                <w:i w:val="0"/>
+                <w:sz w:val="24"/>
+                <w:u w:val="none"/>
+              </w:rPr>
+              <w:t>While activities:</w:t>
+            </w:r>
+          </w:p>
+          <w:p>
+            <w:pPr>
+              <w:spacing w:line="360" w:lineRule="auto" w:before="0" w:after="0"/>
+            </w:pPr>
+            <w:r>
+              <w:rPr>
+                <w:rFonts w:ascii="Arial" w:hAnsi="Arial" w:eastAsia="Arial" w:cs="Arial"/>
+                <w:b w:val="0"/>
+                <w:i w:val="0"/>
+                <w:sz w:val="24"/>
+                <w:u w:val="none"/>
+              </w:rPr>
+              <w:t>Rehearse the demonstration and explanation using the rubric so the final presentation is ready for the long class.</w:t>
+            </w:r>
+          </w:p>
+          <w:p>
+            <w:pPr>
+              <w:spacing w:line="360" w:lineRule="auto" w:before="0" w:after="0"/>
+            </w:pPr>
+            <w:r>
+              <w:rPr>
+                <w:rFonts w:ascii="Arial" w:hAnsi="Arial" w:eastAsia="Arial" w:cs="Arial"/>
+                <w:b w:val="0"/>
+                <w:i w:val="0"/>
+                <w:sz w:val="24"/>
+                <w:u w:val="none"/>
+              </w:rPr>
+              <w:t>Check that the robot, program, and maze are ready.</w:t>
+            </w:r>
+          </w:p>
+          <w:p>
+            <w:pPr>
+              <w:spacing w:line="360" w:lineRule="auto" w:before="0" w:after="0"/>
+            </w:pPr>
+            <w:r>
+              <w:rPr>
+                <w:rFonts w:ascii="Arial" w:hAnsi="Arial" w:eastAsia="Arial" w:cs="Arial"/>
+                <w:b/>
+                <w:i w:val="0"/>
+                <w:sz w:val="24"/>
+                <w:u w:val="none"/>
+              </w:rPr>
+              <w:t>Post activities:</w:t>
+            </w:r>
+          </w:p>
+          <w:p>
+            <w:pPr>
+              <w:spacing w:line="360" w:lineRule="auto" w:before="0" w:after="0"/>
+            </w:pPr>
+            <w:r>
+              <w:rPr>
+                <w:rFonts w:ascii="Arial" w:hAnsi="Arial" w:eastAsia="Arial" w:cs="Arial"/>
+                <w:b w:val="0"/>
+                <w:i w:val="0"/>
+                <w:sz w:val="24"/>
+                <w:u w:val="none"/>
+              </w:rPr>
+              <w:t>Prepare materials for the final demonstration.</w:t>
+            </w:r>
+          </w:p>
+          <w:p>
+            <w:pPr>
+              <w:spacing w:line="360" w:lineRule="auto" w:before="0" w:after="0"/>
+            </w:pPr>
+            <w:r>
+              <w:rPr>
+                <w:rFonts w:ascii="Arial" w:hAnsi="Arial" w:eastAsia="Arial" w:cs="Arial"/>
+                <w:b w:val="0"/>
+                <w:i w:val="0"/>
+                <w:sz w:val="24"/>
+                <w:u w:val="none"/>
+              </w:rPr>
+              <w:t>Write one confidence note and one final reminder.</w:t>
             </w:r>
           </w:p>
         </w:tc>
@@ -829,27 +2754,181 @@
               <w:bottom w:val="single" w:sz="4" w:space="0" w:color="auto"/>
               <w:right w:val="single" w:sz="4" w:space="0" w:color="auto"/>
             </w:tcBorders>
+            <w:vAlign w:val="top"/>
           </w:tcPr>
           <w:p>
-            <w:r>
-              <w:t>Topic:</w:t>
-              <w:br/>
+            <w:pPr>
+              <w:spacing w:line="360" w:lineRule="auto" w:before="0" w:after="0"/>
+            </w:pPr>
+            <w:r>
+              <w:rPr>
+                <w:rFonts w:ascii="Arial" w:hAnsi="Arial" w:eastAsia="Arial" w:cs="Arial"/>
+                <w:b/>
+                <w:i w:val="0"/>
+                <w:sz w:val="24"/>
+                <w:u w:val="none"/>
+              </w:rPr>
+              <w:t xml:space="preserve">Topic: </w:t>
+            </w:r>
+            <w:r>
+              <w:rPr>
+                <w:rFonts w:ascii="Arial" w:hAnsi="Arial" w:eastAsia="Arial" w:cs="Arial"/>
+                <w:b w:val="0"/>
+                <w:i w:val="0"/>
+                <w:sz w:val="24"/>
+                <w:u w:val="none"/>
+              </w:rPr>
               <w:t>Final maze demonstration</w:t>
-              <w:br/>
-              <w:br/>
-              <w:t>Pre-activities</w:t>
-              <w:br/>
-              <w:t>Set up the mBot, maze, program, and presentation notes. Test the robot once if time allows.</w:t>
-              <w:br/>
-              <w:br/>
-              <w:t>While activities</w:t>
-              <w:br/>
+            </w:r>
+          </w:p>
+          <w:p>
+            <w:pPr>
+              <w:spacing w:line="360" w:lineRule="auto" w:before="0" w:after="0"/>
+            </w:pPr>
+            <w:r>
+              <w:rPr>
+                <w:rFonts w:ascii="Arial" w:hAnsi="Arial" w:eastAsia="Arial" w:cs="Arial"/>
+                <w:i w:val="0"/>
+                <w:sz w:val="24"/>
+                <w:u w:val="none"/>
+                <w:b/>
+              </w:rPr>
+              <w:t>Class Objective:</w:t>
+            </w:r>
+          </w:p>
+          <w:p>
+            <w:pPr>
+              <w:spacing w:line="360" w:lineRule="auto" w:before="0" w:after="0"/>
+            </w:pPr>
+            <w:r>
+              <w:rPr>
+                <w:rFonts w:ascii="Arial" w:hAnsi="Arial" w:eastAsia="Arial" w:cs="Arial"/>
+                <w:i w:val="0"/>
+                <w:sz w:val="24"/>
+                <w:u w:val="none"/>
+              </w:rPr>
+              <w:t>Demonstrate the mBot Maze Navigator and explain code logic, sensor use, challenge, solution, and reflection.</w:t>
+            </w:r>
+          </w:p>
+          <w:p>
+            <w:pPr>
+              <w:spacing w:line="360" w:lineRule="auto" w:before="0" w:after="0"/>
+            </w:pPr>
+            <w:r>
+              <w:rPr>
+                <w:rFonts w:ascii="Arial" w:hAnsi="Arial" w:eastAsia="Arial" w:cs="Arial"/>
+                <w:b/>
+                <w:i w:val="0"/>
+                <w:sz w:val="24"/>
+                <w:u w:val="none"/>
+              </w:rPr>
+              <w:t>Pre-activities:</w:t>
+            </w:r>
+          </w:p>
+          <w:p>
+            <w:pPr>
+              <w:spacing w:line="360" w:lineRule="auto" w:before="0" w:after="0"/>
+            </w:pPr>
+            <w:r>
+              <w:rPr>
+                <w:rFonts w:ascii="Arial" w:hAnsi="Arial" w:eastAsia="Arial" w:cs="Arial"/>
+                <w:b w:val="0"/>
+                <w:i w:val="0"/>
+                <w:sz w:val="24"/>
+                <w:u w:val="none"/>
+              </w:rPr>
+              <w:t>Set up the mBot, maze, program, and presentation notes.</w:t>
+            </w:r>
+          </w:p>
+          <w:p>
+            <w:pPr>
+              <w:spacing w:line="360" w:lineRule="auto" w:before="0" w:after="0"/>
+            </w:pPr>
+            <w:r>
+              <w:rPr>
+                <w:rFonts w:ascii="Arial" w:hAnsi="Arial" w:eastAsia="Arial" w:cs="Arial"/>
+                <w:b w:val="0"/>
+                <w:i w:val="0"/>
+                <w:sz w:val="24"/>
+                <w:u w:val="none"/>
+              </w:rPr>
+              <w:t>Test the robot once if time allows.</w:t>
+            </w:r>
+          </w:p>
+          <w:p>
+            <w:pPr>
+              <w:spacing w:line="360" w:lineRule="auto" w:before="0" w:after="0"/>
+            </w:pPr>
+            <w:r>
+              <w:rPr>
+                <w:rFonts w:ascii="Arial" w:hAnsi="Arial" w:eastAsia="Arial" w:cs="Arial"/>
+                <w:b/>
+                <w:i w:val="0"/>
+                <w:sz w:val="24"/>
+                <w:u w:val="none"/>
+              </w:rPr>
+              <w:t>While activities:</w:t>
+            </w:r>
+          </w:p>
+          <w:p>
+            <w:pPr>
+              <w:spacing w:line="360" w:lineRule="auto" w:before="0" w:after="0"/>
+            </w:pPr>
+            <w:r>
+              <w:rPr>
+                <w:rFonts w:ascii="Arial" w:hAnsi="Arial" w:eastAsia="Arial" w:cs="Arial"/>
+                <w:b w:val="0"/>
+                <w:i w:val="0"/>
+                <w:sz w:val="24"/>
+                <w:highlight w:val="yellow"/>
+                <w:u w:val="none"/>
+              </w:rPr>
               <w:t>Complete Exam Project Presentation: Demonstrate the mBot Maze Navigator, explain how the code controls the robot, describe how sensors support decisions, identify one challenge and solution, and submit the project reflection.</w:t>
-              <w:br/>
-              <w:br/>
-              <w:t>Post activities</w:t>
-              <w:br/>
-              <w:t>Listen to classmates respectfully. Complete a short reflection about planning, testing, debugging, and teamwork.</w:t>
+            </w:r>
+          </w:p>
+          <w:p>
+            <w:pPr>
+              <w:spacing w:line="360" w:lineRule="auto" w:before="0" w:after="0"/>
+            </w:pPr>
+            <w:r>
+              <w:rPr>
+                <w:rFonts w:ascii="Arial" w:hAnsi="Arial" w:eastAsia="Arial" w:cs="Arial"/>
+                <w:b/>
+                <w:i w:val="0"/>
+                <w:sz w:val="24"/>
+                <w:u w:val="none"/>
+              </w:rPr>
+              <w:t>Post activities:</w:t>
+            </w:r>
+          </w:p>
+          <w:p>
+            <w:pPr>
+              <w:spacing w:line="360" w:lineRule="auto" w:before="0" w:after="0"/>
+            </w:pPr>
+            <w:r>
+              <w:rPr>
+                <w:rFonts w:ascii="Arial" w:hAnsi="Arial" w:eastAsia="Arial" w:cs="Arial"/>
+                <w:b w:val="0"/>
+                <w:i w:val="0"/>
+                <w:sz w:val="24"/>
+                <w:u w:val="none"/>
+              </w:rPr>
+              <w:t>Listen to classmates respectfully.</w:t>
+            </w:r>
+          </w:p>
+          <w:p>
+            <w:pPr>
+              <w:spacing w:line="360" w:lineRule="auto" w:before="0" w:after="0"/>
+            </w:pPr>
+            <w:r>
+              <w:rPr>
+                <w:rFonts w:ascii="Arial" w:hAnsi="Arial" w:eastAsia="Arial" w:cs="Arial"/>
+                <w:b w:val="0"/>
+                <w:i w:val="0"/>
+                <w:sz w:val="24"/>
+                <w:u w:val="none"/>
+              </w:rPr>
+              <w:t>Complete a short reflection about planning, testing, debugging, and teamwork.</w:t>
             </w:r>
           </w:p>
         </w:tc>
@@ -864,10 +2943,31 @@
               <w:bottom w:val="single" w:sz="4" w:space="0" w:color="auto"/>
               <w:right w:val="single" w:sz="4" w:space="0" w:color="auto"/>
             </w:tcBorders>
+            <w:vAlign w:val="top"/>
           </w:tcPr>
           <w:p>
-            <w:r>
-              <w:t>Resources: Pen, pencil, technology notebook, student's email and password, mBot kits, mBlock software, USB cables or Bluetooth connection, charged batteries, ultrasonic sensor, project rubric, checklist or worksheet, project planning sheet, maze materials, floor tape or markers, projector.</w:t>
+            <w:pPr>
+              <w:spacing w:line="360" w:lineRule="auto" w:before="0" w:after="0"/>
+            </w:pPr>
+            <w:r>
+              <w:rPr>
+                <w:rFonts w:ascii="Arial" w:hAnsi="Arial" w:eastAsia="Arial" w:cs="Arial"/>
+                <w:b/>
+                <w:i w:val="0"/>
+                <w:sz w:val="24"/>
+                <w:u w:val="none"/>
+              </w:rPr>
+              <w:t xml:space="preserve">Resources: </w:t>
+            </w:r>
+            <w:r>
+              <w:rPr>
+                <w:rFonts w:ascii="Arial" w:hAnsi="Arial" w:eastAsia="Arial" w:cs="Arial"/>
+                <w:b w:val="0"/>
+                <w:i w:val="0"/>
+                <w:sz w:val="24"/>
+                <w:u w:val="none"/>
+              </w:rPr>
+              <w:t>Pen, pencil, technology notebook, student's computer, email and password</w:t>
             </w:r>
           </w:p>
         </w:tc>
@@ -880,148 +2980,31 @@
               <w:bottom w:val="single" w:sz="4" w:space="0" w:color="auto"/>
               <w:right w:val="single" w:sz="4" w:space="0" w:color="auto"/>
             </w:tcBorders>
+            <w:vAlign w:val="top"/>
           </w:tcPr>
           <w:p>
-            <w:r>
-              <w:t>Resources: Pen, pencil, technology notebook, student's email and password, mBot kits, mBlock software, USB cables or Bluetooth connection, charged batteries, ultrasonic sensor, project rubric, checklist or worksheet, project planning sheet, maze materials, floor tape or markers, projector.</w:t>
-            </w:r>
-          </w:p>
-        </w:tc>
-      </w:tr>
-      <w:tr>
-        <w:tc>
-          <w:tcPr>
-            <w:tcW w:w="7692" w:type="dxa"/>
-            <w:tcBorders>
-              <w:top w:val="single" w:sz="4" w:space="0" w:color="auto"/>
-              <w:left w:val="single" w:sz="4" w:space="0" w:color="auto"/>
-              <w:bottom w:val="single" w:sz="4" w:space="0" w:color="auto"/>
-              <w:right w:val="single" w:sz="4" w:space="0" w:color="auto"/>
-            </w:tcBorders>
-            <w:shd w:val="clear" w:color="auto" w:fill="A8D08D"/>
-          </w:tcPr>
-          <w:p>
-            <w:r>
-              <w:t>7A, 7B day – 45min – May - No scheduled class</w:t>
-            </w:r>
-          </w:p>
-        </w:tc>
-        <w:tc>
-          <w:tcPr>
-            <w:tcW w:w="7692" w:type="dxa"/>
-            <w:tcBorders>
-              <w:top w:val="single" w:sz="4" w:space="0" w:color="auto"/>
-              <w:left w:val="single" w:sz="4" w:space="0" w:color="auto"/>
-              <w:bottom w:val="single" w:sz="4" w:space="0" w:color="auto"/>
-              <w:right w:val="single" w:sz="4" w:space="0" w:color="auto"/>
-            </w:tcBorders>
-            <w:shd w:val="clear" w:color="auto" w:fill="A8D08D"/>
-          </w:tcPr>
-          <w:p>
-            <w:r>
-              <w:t>7A, 7B day – 90 min – May - No scheduled class</w:t>
-            </w:r>
-          </w:p>
-        </w:tc>
-      </w:tr>
-      <w:tr>
-        <w:tc>
-          <w:tcPr>
-            <w:tcW w:w="7692" w:type="dxa"/>
-            <w:tcBorders>
-              <w:top w:val="single" w:sz="4" w:space="0" w:color="auto"/>
-              <w:left w:val="single" w:sz="4" w:space="0" w:color="auto"/>
-              <w:bottom w:val="single" w:sz="4" w:space="0" w:color="auto"/>
-              <w:right w:val="single" w:sz="4" w:space="0" w:color="auto"/>
-            </w:tcBorders>
-          </w:tcPr>
-          <w:p>
-            <w:r>
-              <w:t>Topic:</w:t>
-              <w:br/>
-              <w:t>No regular class scheduled in this monthly plan.</w:t>
-              <w:br/>
-              <w:br/>
-              <w:t>Pre-activities</w:t>
-              <w:br/>
-              <w:t>No activity scheduled.</w:t>
-              <w:br/>
-              <w:br/>
-              <w:t>While activities</w:t>
-              <w:br/>
-              <w:t>No activity scheduled.</w:t>
-              <w:br/>
-              <w:br/>
-              <w:t>Post activities</w:t>
-              <w:br/>
-              <w:t>No activity scheduled.</w:t>
-            </w:r>
-          </w:p>
-        </w:tc>
-        <w:tc>
-          <w:tcPr>
-            <w:tcW w:w="7692" w:type="dxa"/>
-            <w:tcBorders>
-              <w:top w:val="single" w:sz="4" w:space="0" w:color="auto"/>
-              <w:left w:val="single" w:sz="4" w:space="0" w:color="auto"/>
-              <w:bottom w:val="single" w:sz="4" w:space="0" w:color="auto"/>
-              <w:right w:val="single" w:sz="4" w:space="0" w:color="auto"/>
-            </w:tcBorders>
-          </w:tcPr>
-          <w:p>
-            <w:r>
-              <w:t>Topic:</w:t>
-              <w:br/>
-              <w:t>No regular class scheduled in this monthly plan.</w:t>
-              <w:br/>
-              <w:br/>
-              <w:t>Pre-activities</w:t>
-              <w:br/>
-              <w:t>No activity scheduled.</w:t>
-              <w:br/>
-              <w:br/>
-              <w:t>While activities</w:t>
-              <w:br/>
-              <w:t>No activity scheduled.</w:t>
-              <w:br/>
-              <w:br/>
-              <w:t>Post activities</w:t>
-              <w:br/>
-              <w:t>No activity scheduled.</w:t>
-            </w:r>
-          </w:p>
-        </w:tc>
-      </w:tr>
-      <w:tr>
-        <w:tc>
-          <w:tcPr>
-            <w:tcW w:w="7692" w:type="dxa"/>
-            <w:tcBorders>
-              <w:top w:val="single" w:sz="4" w:space="0" w:color="auto"/>
-              <w:left w:val="single" w:sz="4" w:space="0" w:color="auto"/>
-              <w:bottom w:val="single" w:sz="4" w:space="0" w:color="auto"/>
-              <w:right w:val="single" w:sz="4" w:space="0" w:color="auto"/>
-            </w:tcBorders>
-          </w:tcPr>
-          <w:p>
-            <w:r>
-              <w:t>Resources: No regular class scheduled.</w:t>
-            </w:r>
-          </w:p>
-        </w:tc>
-        <w:tc>
-          <w:tcPr>
-            <w:tcW w:w="7692" w:type="dxa"/>
-            <w:tcBorders>
-              <w:top w:val="single" w:sz="4" w:space="0" w:color="auto"/>
-              <w:left w:val="single" w:sz="4" w:space="0" w:color="auto"/>
-              <w:bottom w:val="single" w:sz="4" w:space="0" w:color="auto"/>
-              <w:right w:val="single" w:sz="4" w:space="0" w:color="auto"/>
-            </w:tcBorders>
-          </w:tcPr>
-          <w:p>
-            <w:r>
-              <w:t>Resources: No regular class scheduled.</w:t>
+            <w:pPr>
+              <w:spacing w:line="360" w:lineRule="auto" w:before="0" w:after="0"/>
+            </w:pPr>
+            <w:r>
+              <w:rPr>
+                <w:rFonts w:ascii="Arial" w:hAnsi="Arial" w:eastAsia="Arial" w:cs="Arial"/>
+                <w:b/>
+                <w:i w:val="0"/>
+                <w:sz w:val="24"/>
+                <w:u w:val="none"/>
+              </w:rPr>
+              <w:t xml:space="preserve">Resources: </w:t>
+            </w:r>
+            <w:r>
+              <w:rPr>
+                <w:rFonts w:ascii="Arial" w:hAnsi="Arial" w:eastAsia="Arial" w:cs="Arial"/>
+                <w:b w:val="0"/>
+                <w:i w:val="0"/>
+                <w:sz w:val="24"/>
+                <w:u w:val="none"/>
+              </w:rPr>
+              <w:t>Pen, pencil, technology notebook, student's computer, email and password</w:t>
             </w:r>
           </w:p>
         </w:tc>
@@ -8344,19 +10327,6 @@
       <w:szCs w:val="30"/>
     </w:rPr>
   </w:style>
-  <w:style w:type="table" w:customStyle="1" w:styleId="a">
-    <w:basedOn w:val="TableNormal4"/>
-    <w:tblPr>
-      <w:tblStyleRowBandSize w:val="1"/>
-      <w:tblStyleColBandSize w:val="1"/>
-      <w:tblCellMar>
-        <w:top w:w="100" w:type="dxa"/>
-        <w:left w:w="100" w:type="dxa"/>
-        <w:bottom w:w="100" w:type="dxa"/>
-        <w:right w:w="100" w:type="dxa"/>
-      </w:tblCellMar>
-    </w:tblPr>
-  </w:style>
   <w:style w:type="paragraph" w:styleId="ListParagraph">
     <w:name w:val="List Paragraph"/>
     <w:basedOn w:val="Normal"/>
@@ -8694,238 +10664,6 @@
       <w:szCs w:val="24"/>
     </w:rPr>
   </w:style>
-  <w:style w:type="table" w:customStyle="1" w:styleId="a0">
-    <w:basedOn w:val="TableNormal4"/>
-    <w:pPr>
-      <w:spacing w:line="240" w:lineRule="auto"/>
-    </w:pPr>
-    <w:tblPr>
-      <w:tblStyleRowBandSize w:val="1"/>
-      <w:tblStyleColBandSize w:val="1"/>
-      <w:tblCellMar>
-        <w:left w:w="108" w:type="dxa"/>
-        <w:right w:w="108" w:type="dxa"/>
-      </w:tblCellMar>
-    </w:tblPr>
-  </w:style>
-  <w:style w:type="table" w:customStyle="1" w:styleId="a1">
-    <w:basedOn w:val="TableNormal4"/>
-    <w:pPr>
-      <w:spacing w:line="240" w:lineRule="auto"/>
-    </w:pPr>
-    <w:tblPr>
-      <w:tblStyleRowBandSize w:val="1"/>
-      <w:tblStyleColBandSize w:val="1"/>
-      <w:tblCellMar>
-        <w:left w:w="108" w:type="dxa"/>
-        <w:right w:w="108" w:type="dxa"/>
-      </w:tblCellMar>
-    </w:tblPr>
-  </w:style>
-  <w:style w:type="table" w:customStyle="1" w:styleId="a2">
-    <w:basedOn w:val="TableNormal4"/>
-    <w:pPr>
-      <w:spacing w:line="240" w:lineRule="auto"/>
-    </w:pPr>
-    <w:tblPr>
-      <w:tblStyleRowBandSize w:val="1"/>
-      <w:tblStyleColBandSize w:val="1"/>
-      <w:tblCellMar>
-        <w:left w:w="108" w:type="dxa"/>
-        <w:right w:w="108" w:type="dxa"/>
-      </w:tblCellMar>
-    </w:tblPr>
-  </w:style>
-  <w:style w:type="table" w:customStyle="1" w:styleId="a3">
-    <w:basedOn w:val="TableNormal4"/>
-    <w:pPr>
-      <w:spacing w:line="240" w:lineRule="auto"/>
-    </w:pPr>
-    <w:tblPr>
-      <w:tblStyleRowBandSize w:val="1"/>
-      <w:tblStyleColBandSize w:val="1"/>
-      <w:tblCellMar>
-        <w:left w:w="108" w:type="dxa"/>
-        <w:right w:w="108" w:type="dxa"/>
-      </w:tblCellMar>
-    </w:tblPr>
-  </w:style>
-  <w:style w:type="table" w:customStyle="1" w:styleId="a4">
-    <w:basedOn w:val="TableNormal4"/>
-    <w:pPr>
-      <w:spacing w:line="240" w:lineRule="auto"/>
-    </w:pPr>
-    <w:tblPr>
-      <w:tblStyleRowBandSize w:val="1"/>
-      <w:tblStyleColBandSize w:val="1"/>
-      <w:tblCellMar>
-        <w:left w:w="108" w:type="dxa"/>
-        <w:right w:w="108" w:type="dxa"/>
-      </w:tblCellMar>
-    </w:tblPr>
-  </w:style>
-  <w:style w:type="table" w:customStyle="1" w:styleId="a5">
-    <w:basedOn w:val="TableNormal4"/>
-    <w:pPr>
-      <w:spacing w:line="240" w:lineRule="auto"/>
-    </w:pPr>
-    <w:tblPr>
-      <w:tblStyleRowBandSize w:val="1"/>
-      <w:tblStyleColBandSize w:val="1"/>
-      <w:tblCellMar>
-        <w:left w:w="108" w:type="dxa"/>
-        <w:right w:w="108" w:type="dxa"/>
-      </w:tblCellMar>
-    </w:tblPr>
-  </w:style>
-  <w:style w:type="table" w:customStyle="1" w:styleId="a6">
-    <w:basedOn w:val="TableNormal4"/>
-    <w:pPr>
-      <w:spacing w:line="240" w:lineRule="auto"/>
-    </w:pPr>
-    <w:tblPr>
-      <w:tblStyleRowBandSize w:val="1"/>
-      <w:tblStyleColBandSize w:val="1"/>
-      <w:tblCellMar>
-        <w:left w:w="108" w:type="dxa"/>
-        <w:right w:w="108" w:type="dxa"/>
-      </w:tblCellMar>
-    </w:tblPr>
-  </w:style>
-  <w:style w:type="table" w:customStyle="1" w:styleId="a7">
-    <w:basedOn w:val="TableNormal4"/>
-    <w:pPr>
-      <w:spacing w:line="240" w:lineRule="auto"/>
-    </w:pPr>
-    <w:tblPr>
-      <w:tblStyleRowBandSize w:val="1"/>
-      <w:tblStyleColBandSize w:val="1"/>
-      <w:tblCellMar>
-        <w:left w:w="108" w:type="dxa"/>
-        <w:right w:w="108" w:type="dxa"/>
-      </w:tblCellMar>
-    </w:tblPr>
-  </w:style>
-  <w:style w:type="table" w:customStyle="1" w:styleId="a8">
-    <w:basedOn w:val="TableNormal4"/>
-    <w:pPr>
-      <w:spacing w:line="240" w:lineRule="auto"/>
-    </w:pPr>
-    <w:tblPr>
-      <w:tblStyleRowBandSize w:val="1"/>
-      <w:tblStyleColBandSize w:val="1"/>
-      <w:tblCellMar>
-        <w:left w:w="108" w:type="dxa"/>
-        <w:right w:w="108" w:type="dxa"/>
-      </w:tblCellMar>
-    </w:tblPr>
-  </w:style>
-  <w:style w:type="table" w:customStyle="1" w:styleId="a9">
-    <w:basedOn w:val="TableNormal4"/>
-    <w:pPr>
-      <w:spacing w:line="240" w:lineRule="auto"/>
-    </w:pPr>
-    <w:tblPr>
-      <w:tblStyleRowBandSize w:val="1"/>
-      <w:tblStyleColBandSize w:val="1"/>
-      <w:tblCellMar>
-        <w:left w:w="108" w:type="dxa"/>
-        <w:right w:w="108" w:type="dxa"/>
-      </w:tblCellMar>
-    </w:tblPr>
-  </w:style>
-  <w:style w:type="table" w:customStyle="1" w:styleId="aa">
-    <w:basedOn w:val="TableNormal4"/>
-    <w:pPr>
-      <w:spacing w:line="240" w:lineRule="auto"/>
-    </w:pPr>
-    <w:tblPr>
-      <w:tblStyleRowBandSize w:val="1"/>
-      <w:tblStyleColBandSize w:val="1"/>
-      <w:tblCellMar>
-        <w:left w:w="108" w:type="dxa"/>
-        <w:right w:w="108" w:type="dxa"/>
-      </w:tblCellMar>
-    </w:tblPr>
-  </w:style>
-  <w:style w:type="table" w:customStyle="1" w:styleId="ab">
-    <w:basedOn w:val="TableNormal4"/>
-    <w:pPr>
-      <w:spacing w:line="240" w:lineRule="auto"/>
-    </w:pPr>
-    <w:tblPr>
-      <w:tblStyleRowBandSize w:val="1"/>
-      <w:tblStyleColBandSize w:val="1"/>
-      <w:tblCellMar>
-        <w:left w:w="108" w:type="dxa"/>
-        <w:right w:w="108" w:type="dxa"/>
-      </w:tblCellMar>
-    </w:tblPr>
-  </w:style>
-  <w:style w:type="table" w:customStyle="1" w:styleId="ac">
-    <w:basedOn w:val="TableNormal1"/>
-    <w:pPr>
-      <w:spacing w:line="240" w:lineRule="auto"/>
-    </w:pPr>
-    <w:tblPr>
-      <w:tblStyleRowBandSize w:val="1"/>
-      <w:tblStyleColBandSize w:val="1"/>
-      <w:tblCellMar>
-        <w:top w:w="100" w:type="dxa"/>
-        <w:left w:w="108" w:type="dxa"/>
-        <w:bottom w:w="100" w:type="dxa"/>
-        <w:right w:w="108" w:type="dxa"/>
-      </w:tblCellMar>
-    </w:tblPr>
-  </w:style>
-  <w:style w:type="table" w:customStyle="1" w:styleId="ad">
-    <w:basedOn w:val="TableNormal1"/>
-    <w:pPr>
-      <w:spacing w:line="240" w:lineRule="auto"/>
-    </w:pPr>
-    <w:tblPr>
-      <w:tblStyleRowBandSize w:val="1"/>
-      <w:tblStyleColBandSize w:val="1"/>
-      <w:tblCellMar>
-        <w:top w:w="100" w:type="dxa"/>
-        <w:left w:w="108" w:type="dxa"/>
-        <w:bottom w:w="100" w:type="dxa"/>
-        <w:right w:w="108" w:type="dxa"/>
-      </w:tblCellMar>
-    </w:tblPr>
-  </w:style>
-  <w:style w:type="table" w:customStyle="1" w:styleId="ae">
-    <w:basedOn w:val="TableNormal1"/>
-    <w:pPr>
-      <w:spacing w:line="240" w:lineRule="auto"/>
-    </w:pPr>
-    <w:tblPr>
-      <w:tblStyleRowBandSize w:val="1"/>
-      <w:tblStyleColBandSize w:val="1"/>
-      <w:tblCellMar>
-        <w:top w:w="100" w:type="dxa"/>
-        <w:left w:w="108" w:type="dxa"/>
-        <w:bottom w:w="100" w:type="dxa"/>
-        <w:right w:w="108" w:type="dxa"/>
-      </w:tblCellMar>
-    </w:tblPr>
-  </w:style>
-  <w:style w:type="table" w:customStyle="1" w:styleId="af">
-    <w:basedOn w:val="TableNormal1"/>
-    <w:pPr>
-      <w:spacing w:line="240" w:lineRule="auto"/>
-    </w:pPr>
-    <w:tblPr>
-      <w:tblStyleRowBandSize w:val="1"/>
-      <w:tblStyleColBandSize w:val="1"/>
-      <w:tblCellMar>
-        <w:top w:w="100" w:type="dxa"/>
-        <w:left w:w="108" w:type="dxa"/>
-        <w:bottom w:w="100" w:type="dxa"/>
-        <w:right w:w="108" w:type="dxa"/>
-      </w:tblCellMar>
-    </w:tblPr>
-  </w:style>
   <w:style w:type="character" w:styleId="Strong">
     <w:name w:val="Strong"/>
     <w:basedOn w:val="DefaultParagraphFont"/>
@@ -8936,19 +10674,6 @@
       <w:b/>
       <w:bCs/>
     </w:rPr>
-  </w:style>
-  <w:style w:type="table" w:customStyle="1" w:styleId="af0">
-    <w:basedOn w:val="TableNormal"/>
-    <w:tblPr>
-      <w:tblStyleRowBandSize w:val="1"/>
-      <w:tblStyleColBandSize w:val="1"/>
-      <w:tblCellMar>
-        <w:top w:w="15" w:type="dxa"/>
-        <w:left w:w="15" w:type="dxa"/>
-        <w:bottom w:w="15" w:type="dxa"/>
-        <w:right w:w="15" w:type="dxa"/>
-      </w:tblCellMar>
-    </w:tblPr>
   </w:style>
   <w:style w:type="character" w:styleId="Hyperlink">
     <w:name w:val="Hyperlink"/>
